--- a/PCMArchiv.docx
+++ b/PCMArchiv.docx
@@ -1,6 +1,6 @@
 
 <file path=word/document.xml><?xml version="1.0" encoding="utf-8"?>
-<w:document xmlns:wpc="http://schemas.microsoft.com/office/word/2010/wordprocessingCanvas" xmlns:cx="http://schemas.microsoft.com/office/drawing/2014/chartex" xmlns:cx1="http://schemas.microsoft.com/office/drawing/2015/9/8/chartex" xmlns:cx2="http://schemas.microsoft.com/office/drawing/2015/10/21/chartex" xmlns:cx3="http://schemas.microsoft.com/office/drawing/2016/5/9/chartex" xmlns:cx4="http://schemas.microsoft.com/office/drawing/2016/5/10/chartex" xmlns:cx5="http://schemas.microsoft.com/office/drawing/2016/5/11/chartex" xmlns:cx6="http://schemas.microsoft.com/office/drawing/2016/5/12/chartex" xmlns:cx7="http://schemas.microsoft.com/office/drawing/2016/5/13/chartex" xmlns:cx8="http://schemas.microsoft.com/office/drawing/2016/5/14/chartex" xmlns:mc="http://schemas.openxmlformats.org/markup-compatibility/2006" xmlns:aink="http://schemas.microsoft.com/office/drawing/2016/ink" xmlns:am3d="http://schemas.microsoft.com/office/drawing/2017/model3d" xmlns:o="urn:schemas-microsoft-com:office:office" xmlns:oel="http://schemas.microsoft.com/office/2019/extlst" xmlns:r="http://schemas.openxmlformats.org/officeDocument/2006/relationships" xmlns:m="http://schemas.openxmlformats.org/officeDocument/2006/math" xmlns:v="urn:schemas-microsoft-com:vml" xmlns:wp14="http://schemas.microsoft.com/office/word/2010/wordprocessingDrawing" xmlns:wp="http://schemas.openxmlformats.org/drawingml/2006/wordprocessingDrawing" xmlns:w10="urn:schemas-microsoft-com:office:word" xmlns:w="http://schemas.openxmlformats.org/wordprocessingml/2006/main" xmlns:w14="http://schemas.microsoft.com/office/word/2010/wordml" xmlns:w15="http://schemas.microsoft.com/office/word/2012/wordml" xmlns:w16cex="http://schemas.microsoft.com/office/word/2018/wordml/cex" xmlns:w16cid="http://schemas.microsoft.com/office/word/2016/wordml/cid" xmlns:w16="http://schemas.microsoft.com/office/word/2018/wordml" xmlns:w16sdtdh="http://schemas.microsoft.com/office/word/2020/wordml/sdtdatahash" xmlns:w16se="http://schemas.microsoft.com/office/word/2015/wordml/symex" xmlns:wpg="http://schemas.microsoft.com/office/word/2010/wordprocessingGroup" xmlns:wpi="http://schemas.microsoft.com/office/word/2010/wordprocessingInk" xmlns:wne="http://schemas.microsoft.com/office/word/2006/wordml" xmlns:wps="http://schemas.microsoft.com/office/word/2010/wordprocessingShape" mc:Ignorable="w14 w15 w16se w16cid w16 w16cex w16sdtdh wp14">
+<w:document xmlns:wpc="http://schemas.microsoft.com/office/word/2010/wordprocessingCanvas" xmlns:cx="http://schemas.microsoft.com/office/drawing/2014/chartex" xmlns:cx1="http://schemas.microsoft.com/office/drawing/2015/9/8/chartex" xmlns:cx2="http://schemas.microsoft.com/office/drawing/2015/10/21/chartex" xmlns:cx3="http://schemas.microsoft.com/office/drawing/2016/5/9/chartex" xmlns:cx4="http://schemas.microsoft.com/office/drawing/2016/5/10/chartex" xmlns:cx5="http://schemas.microsoft.com/office/drawing/2016/5/11/chartex" xmlns:cx6="http://schemas.microsoft.com/office/drawing/2016/5/12/chartex" xmlns:cx7="http://schemas.microsoft.com/office/drawing/2016/5/13/chartex" xmlns:cx8="http://schemas.microsoft.com/office/drawing/2016/5/14/chartex" xmlns:mc="http://schemas.openxmlformats.org/markup-compatibility/2006" xmlns:aink="http://schemas.microsoft.com/office/drawing/2016/ink" xmlns:am3d="http://schemas.microsoft.com/office/drawing/2017/model3d" xmlns:o="urn:schemas-microsoft-com:office:office" xmlns:oel="http://schemas.microsoft.com/office/2019/extlst" xmlns:r="http://schemas.openxmlformats.org/officeDocument/2006/relationships" xmlns:m="http://schemas.openxmlformats.org/officeDocument/2006/math" xmlns:v="urn:schemas-microsoft-com:vml" xmlns:wp14="http://schemas.microsoft.com/office/word/2010/wordprocessingDrawing" xmlns:wp="http://schemas.openxmlformats.org/drawingml/2006/wordprocessingDrawing" xmlns:w10="urn:schemas-microsoft-com:office:word" xmlns:w="http://schemas.openxmlformats.org/wordprocessingml/2006/main" xmlns:w14="http://schemas.microsoft.com/office/word/2010/wordml" xmlns:w15="http://schemas.microsoft.com/office/word/2012/wordml" xmlns:w16cex="http://schemas.microsoft.com/office/word/2018/wordml/cex" xmlns:w16cid="http://schemas.microsoft.com/office/word/2016/wordml/cid" xmlns:w16="http://schemas.microsoft.com/office/word/2018/wordml" xmlns:w16du="http://schemas.microsoft.com/office/word/2023/wordml/word16du" xmlns:w16sdtdh="http://schemas.microsoft.com/office/word/2020/wordml/sdtdatahash" xmlns:w16se="http://schemas.microsoft.com/office/word/2015/wordml/symex" xmlns:wpg="http://schemas.microsoft.com/office/word/2010/wordprocessingGroup" xmlns:wpi="http://schemas.microsoft.com/office/word/2010/wordprocessingInk" xmlns:wne="http://schemas.microsoft.com/office/word/2006/wordml" xmlns:wps="http://schemas.microsoft.com/office/word/2010/wordprocessingShape" mc:Ignorable="w14 w15 w16se w16cid w16 w16cex w16sdtdh w16du wp14">
   <w:body>
     <w:sdt>
       <w:sdtPr>
@@ -709,15 +709,7 @@
                                           <w:sz w:val="36"/>
                                           <w:szCs w:val="36"/>
                                         </w:rPr>
-                                        <w:t>B</w:t>
-                                      </w:r>
-                                      <w:r>
-                                        <w:rPr>
-                                          <w:color w:val="D9D9D9" w:themeColor="background1" w:themeShade="D9"/>
-                                          <w:sz w:val="36"/>
-                                          <w:szCs w:val="36"/>
-                                        </w:rPr>
-                                        <w:t>enutzerverwaltung</w:t>
+                                        <w:t>Archiv</w:t>
                                       </w:r>
                                     </w:p>
                                   </w:sdtContent>
@@ -887,15 +879,7 @@
                                     <w:sz w:val="36"/>
                                     <w:szCs w:val="36"/>
                                   </w:rPr>
-                                  <w:t>B</w:t>
-                                </w:r>
-                                <w:r>
-                                  <w:rPr>
-                                    <w:color w:val="D9D9D9" w:themeColor="background1" w:themeShade="D9"/>
-                                    <w:sz w:val="36"/>
-                                    <w:szCs w:val="36"/>
-                                  </w:rPr>
-                                  <w:t>enutzerverwaltung</w:t>
+                                  <w:t>Archiv</w:t>
                                 </w:r>
                               </w:p>
                             </w:sdtContent>
@@ -1040,6 +1024,8 @@
             <w:rPr>
               <w:rFonts w:eastAsiaTheme="minorEastAsia"/>
               <w:noProof/>
+              <w:sz w:val="24"/>
+              <w:szCs w:val="24"/>
               <w:lang w:eastAsia="de-DE"/>
             </w:rPr>
           </w:pPr>
@@ -1052,7 +1038,7 @@
           <w:r>
             <w:fldChar w:fldCharType="separate"/>
           </w:r>
-          <w:hyperlink w:anchor="_Toc152088816" w:history="1">
+          <w:hyperlink w:anchor="_Toc172125426" w:history="1">
             <w:r>
               <w:rPr>
                 <w:rStyle w:val="Hyperlink"/>
@@ -1079,7 +1065,7 @@
                 <w:noProof/>
                 <w:webHidden/>
               </w:rPr>
-              <w:instrText xml:space="preserve"> PAGEREF _Toc152088816 \h </w:instrText>
+              <w:instrText xml:space="preserve"> PAGEREF _Toc172125426 \h </w:instrText>
             </w:r>
             <w:r>
               <w:rPr>
@@ -1119,10 +1105,12 @@
             <w:rPr>
               <w:rFonts w:eastAsiaTheme="minorEastAsia"/>
               <w:noProof/>
+              <w:sz w:val="24"/>
+              <w:szCs w:val="24"/>
               <w:lang w:eastAsia="de-DE"/>
             </w:rPr>
           </w:pPr>
-          <w:hyperlink w:anchor="_Toc152088817" w:history="1">
+          <w:hyperlink w:anchor="_Toc172125427" w:history="1">
             <w:r>
               <w:rPr>
                 <w:rStyle w:val="Hyperlink"/>
@@ -1149,7 +1137,7 @@
                 <w:noProof/>
                 <w:webHidden/>
               </w:rPr>
-              <w:instrText xml:space="preserve"> PAGEREF _Toc152088817 \h </w:instrText>
+              <w:instrText xml:space="preserve"> PAGEREF _Toc172125427 \h </w:instrText>
             </w:r>
             <w:r>
               <w:rPr>
@@ -1189,10 +1177,12 @@
             <w:rPr>
               <w:rFonts w:eastAsiaTheme="minorEastAsia"/>
               <w:noProof/>
+              <w:sz w:val="24"/>
+              <w:szCs w:val="24"/>
               <w:lang w:eastAsia="de-DE"/>
             </w:rPr>
           </w:pPr>
-          <w:hyperlink w:anchor="_Toc152088818" w:history="1">
+          <w:hyperlink w:anchor="_Toc172125428" w:history="1">
             <w:r>
               <w:rPr>
                 <w:rStyle w:val="Hyperlink"/>
@@ -1219,7 +1209,7 @@
                 <w:noProof/>
                 <w:webHidden/>
               </w:rPr>
-              <w:instrText xml:space="preserve"> PAGEREF _Toc152088818 \h </w:instrText>
+              <w:instrText xml:space="preserve"> PAGEREF _Toc172125428 \h </w:instrText>
             </w:r>
             <w:r>
               <w:rPr>
@@ -1260,10 +1250,12 @@
               <w:rFonts w:cstheme="minorBidi"/>
               <w:noProof/>
               <w:kern w:val="2"/>
+              <w:sz w:val="24"/>
+              <w:szCs w:val="24"/>
               <w14:ligatures w14:val="standardContextual"/>
             </w:rPr>
           </w:pPr>
-          <w:hyperlink w:anchor="_Toc152088819" w:history="1">
+          <w:hyperlink w:anchor="_Toc172125429" w:history="1">
             <w:r>
               <w:rPr>
                 <w:rStyle w:val="Hyperlink"/>
@@ -1290,7 +1282,7 @@
                 <w:noProof/>
                 <w:webHidden/>
               </w:rPr>
-              <w:instrText xml:space="preserve"> PAGEREF _Toc152088819 \h </w:instrText>
+              <w:instrText xml:space="preserve"> PAGEREF _Toc172125429 \h </w:instrText>
             </w:r>
             <w:r>
               <w:rPr>
@@ -1331,10 +1323,12 @@
               <w:rFonts w:cstheme="minorBidi"/>
               <w:noProof/>
               <w:kern w:val="2"/>
+              <w:sz w:val="24"/>
+              <w:szCs w:val="24"/>
               <w14:ligatures w14:val="standardContextual"/>
             </w:rPr>
           </w:pPr>
-          <w:hyperlink w:anchor="_Toc152088820" w:history="1">
+          <w:hyperlink w:anchor="_Toc172125430" w:history="1">
             <w:r>
               <w:rPr>
                 <w:rStyle w:val="Hyperlink"/>
@@ -1361,7 +1355,7 @@
                 <w:noProof/>
                 <w:webHidden/>
               </w:rPr>
-              <w:instrText xml:space="preserve"> PAGEREF _Toc152088820 \h </w:instrText>
+              <w:instrText xml:space="preserve"> PAGEREF _Toc172125430 \h </w:instrText>
             </w:r>
             <w:r>
               <w:rPr>
@@ -1402,10 +1396,12 @@
               <w:rFonts w:cstheme="minorBidi"/>
               <w:noProof/>
               <w:kern w:val="2"/>
+              <w:sz w:val="24"/>
+              <w:szCs w:val="24"/>
               <w14:ligatures w14:val="standardContextual"/>
             </w:rPr>
           </w:pPr>
-          <w:hyperlink w:anchor="_Toc152088821" w:history="1">
+          <w:hyperlink w:anchor="_Toc172125431" w:history="1">
             <w:r>
               <w:rPr>
                 <w:rStyle w:val="Hyperlink"/>
@@ -1432,7 +1428,7 @@
                 <w:noProof/>
                 <w:webHidden/>
               </w:rPr>
-              <w:instrText xml:space="preserve"> PAGEREF _Toc152088821 \h </w:instrText>
+              <w:instrText xml:space="preserve"> PAGEREF _Toc172125431 \h </w:instrText>
             </w:r>
             <w:r>
               <w:rPr>
@@ -1473,10 +1469,12 @@
               <w:rFonts w:cstheme="minorBidi"/>
               <w:noProof/>
               <w:kern w:val="2"/>
+              <w:sz w:val="24"/>
+              <w:szCs w:val="24"/>
               <w14:ligatures w14:val="standardContextual"/>
             </w:rPr>
           </w:pPr>
-          <w:hyperlink w:anchor="_Toc152088822" w:history="1">
+          <w:hyperlink w:anchor="_Toc172125432" w:history="1">
             <w:r>
               <w:rPr>
                 <w:rStyle w:val="Hyperlink"/>
@@ -1503,7 +1501,7 @@
                 <w:noProof/>
                 <w:webHidden/>
               </w:rPr>
-              <w:instrText xml:space="preserve"> PAGEREF _Toc152088822 \h </w:instrText>
+              <w:instrText xml:space="preserve"> PAGEREF _Toc172125432 \h </w:instrText>
             </w:r>
             <w:r>
               <w:rPr>
@@ -1524,6 +1522,371 @@
                 <w:webHidden/>
               </w:rPr>
               <w:t>6</w:t>
+            </w:r>
+            <w:r>
+              <w:rPr>
+                <w:noProof/>
+                <w:webHidden/>
+              </w:rPr>
+              <w:fldChar w:fldCharType="end"/>
+            </w:r>
+          </w:hyperlink>
+        </w:p>
+        <w:p>
+          <w:pPr>
+            <w:pStyle w:val="Verzeichnis3"/>
+            <w:tabs>
+              <w:tab w:val="right" w:leader="dot" w:pos="9488"/>
+            </w:tabs>
+            <w:rPr>
+              <w:rFonts w:cstheme="minorBidi"/>
+              <w:noProof/>
+              <w:kern w:val="2"/>
+              <w:sz w:val="24"/>
+              <w:szCs w:val="24"/>
+              <w14:ligatures w14:val="standardContextual"/>
+            </w:rPr>
+          </w:pPr>
+          <w:hyperlink w:anchor="_Toc172125433" w:history="1">
+            <w:r>
+              <w:rPr>
+                <w:rStyle w:val="Hyperlink"/>
+                <w:noProof/>
+              </w:rPr>
+              <w:t>Pfad für Dokumente</w:t>
+            </w:r>
+            <w:r>
+              <w:rPr>
+                <w:noProof/>
+                <w:webHidden/>
+              </w:rPr>
+              <w:tab/>
+            </w:r>
+            <w:r>
+              <w:rPr>
+                <w:noProof/>
+                <w:webHidden/>
+              </w:rPr>
+              <w:fldChar w:fldCharType="begin"/>
+            </w:r>
+            <w:r>
+              <w:rPr>
+                <w:noProof/>
+                <w:webHidden/>
+              </w:rPr>
+              <w:instrText xml:space="preserve"> PAGEREF _Toc172125433 \h </w:instrText>
+            </w:r>
+            <w:r>
+              <w:rPr>
+                <w:noProof/>
+                <w:webHidden/>
+              </w:rPr>
+            </w:r>
+            <w:r>
+              <w:rPr>
+                <w:noProof/>
+                <w:webHidden/>
+              </w:rPr>
+              <w:fldChar w:fldCharType="separate"/>
+            </w:r>
+            <w:r>
+              <w:rPr>
+                <w:noProof/>
+                <w:webHidden/>
+              </w:rPr>
+              <w:t>6</w:t>
+            </w:r>
+            <w:r>
+              <w:rPr>
+                <w:noProof/>
+                <w:webHidden/>
+              </w:rPr>
+              <w:fldChar w:fldCharType="end"/>
+            </w:r>
+          </w:hyperlink>
+        </w:p>
+        <w:p>
+          <w:pPr>
+            <w:pStyle w:val="Verzeichnis3"/>
+            <w:tabs>
+              <w:tab w:val="right" w:leader="dot" w:pos="9488"/>
+            </w:tabs>
+            <w:rPr>
+              <w:rFonts w:cstheme="minorBidi"/>
+              <w:noProof/>
+              <w:kern w:val="2"/>
+              <w:sz w:val="24"/>
+              <w:szCs w:val="24"/>
+              <w14:ligatures w14:val="standardContextual"/>
+            </w:rPr>
+          </w:pPr>
+          <w:hyperlink w:anchor="_Toc172125434" w:history="1">
+            <w:r>
+              <w:rPr>
+                <w:rStyle w:val="Hyperlink"/>
+                <w:noProof/>
+              </w:rPr>
+              <w:t>Hauptkategorien</w:t>
+            </w:r>
+            <w:r>
+              <w:rPr>
+                <w:noProof/>
+                <w:webHidden/>
+              </w:rPr>
+              <w:tab/>
+            </w:r>
+            <w:r>
+              <w:rPr>
+                <w:noProof/>
+                <w:webHidden/>
+              </w:rPr>
+              <w:fldChar w:fldCharType="begin"/>
+            </w:r>
+            <w:r>
+              <w:rPr>
+                <w:noProof/>
+                <w:webHidden/>
+              </w:rPr>
+              <w:instrText xml:space="preserve"> PAGEREF _Toc172125434 \h </w:instrText>
+            </w:r>
+            <w:r>
+              <w:rPr>
+                <w:noProof/>
+                <w:webHidden/>
+              </w:rPr>
+            </w:r>
+            <w:r>
+              <w:rPr>
+                <w:noProof/>
+                <w:webHidden/>
+              </w:rPr>
+              <w:fldChar w:fldCharType="separate"/>
+            </w:r>
+            <w:r>
+              <w:rPr>
+                <w:noProof/>
+                <w:webHidden/>
+              </w:rPr>
+              <w:t>6</w:t>
+            </w:r>
+            <w:r>
+              <w:rPr>
+                <w:noProof/>
+                <w:webHidden/>
+              </w:rPr>
+              <w:fldChar w:fldCharType="end"/>
+            </w:r>
+          </w:hyperlink>
+        </w:p>
+        <w:p>
+          <w:pPr>
+            <w:pStyle w:val="Verzeichnis3"/>
+            <w:tabs>
+              <w:tab w:val="right" w:leader="dot" w:pos="9488"/>
+            </w:tabs>
+            <w:rPr>
+              <w:rFonts w:cstheme="minorBidi"/>
+              <w:noProof/>
+              <w:kern w:val="2"/>
+              <w:sz w:val="24"/>
+              <w:szCs w:val="24"/>
+              <w14:ligatures w14:val="standardContextual"/>
+            </w:rPr>
+          </w:pPr>
+          <w:hyperlink w:anchor="_Toc172125435" w:history="1">
+            <w:r>
+              <w:rPr>
+                <w:rStyle w:val="Hyperlink"/>
+                <w:noProof/>
+              </w:rPr>
+              <w:t>Unterkategorien</w:t>
+            </w:r>
+            <w:r>
+              <w:rPr>
+                <w:noProof/>
+                <w:webHidden/>
+              </w:rPr>
+              <w:tab/>
+            </w:r>
+            <w:r>
+              <w:rPr>
+                <w:noProof/>
+                <w:webHidden/>
+              </w:rPr>
+              <w:fldChar w:fldCharType="begin"/>
+            </w:r>
+            <w:r>
+              <w:rPr>
+                <w:noProof/>
+                <w:webHidden/>
+              </w:rPr>
+              <w:instrText xml:space="preserve"> PAGEREF _Toc172125435 \h </w:instrText>
+            </w:r>
+            <w:r>
+              <w:rPr>
+                <w:noProof/>
+                <w:webHidden/>
+              </w:rPr>
+            </w:r>
+            <w:r>
+              <w:rPr>
+                <w:noProof/>
+                <w:webHidden/>
+              </w:rPr>
+              <w:fldChar w:fldCharType="separate"/>
+            </w:r>
+            <w:r>
+              <w:rPr>
+                <w:noProof/>
+                <w:webHidden/>
+              </w:rPr>
+              <w:t>7</w:t>
+            </w:r>
+            <w:r>
+              <w:rPr>
+                <w:noProof/>
+                <w:webHidden/>
+              </w:rPr>
+              <w:fldChar w:fldCharType="end"/>
+            </w:r>
+          </w:hyperlink>
+        </w:p>
+        <w:p>
+          <w:pPr>
+            <w:pStyle w:val="Verzeichnis3"/>
+            <w:tabs>
+              <w:tab w:val="right" w:leader="dot" w:pos="9488"/>
+            </w:tabs>
+            <w:rPr>
+              <w:rFonts w:cstheme="minorBidi"/>
+              <w:noProof/>
+              <w:kern w:val="2"/>
+              <w:sz w:val="24"/>
+              <w:szCs w:val="24"/>
+              <w14:ligatures w14:val="standardContextual"/>
+            </w:rPr>
+          </w:pPr>
+          <w:hyperlink w:anchor="_Toc172125436" w:history="1">
+            <w:r>
+              <w:rPr>
+                <w:rStyle w:val="Hyperlink"/>
+                <w:noProof/>
+              </w:rPr>
+              <w:t>Indizies</w:t>
+            </w:r>
+            <w:r>
+              <w:rPr>
+                <w:noProof/>
+                <w:webHidden/>
+              </w:rPr>
+              <w:tab/>
+            </w:r>
+            <w:r>
+              <w:rPr>
+                <w:noProof/>
+                <w:webHidden/>
+              </w:rPr>
+              <w:fldChar w:fldCharType="begin"/>
+            </w:r>
+            <w:r>
+              <w:rPr>
+                <w:noProof/>
+                <w:webHidden/>
+              </w:rPr>
+              <w:instrText xml:space="preserve"> PAGEREF _Toc172125436 \h </w:instrText>
+            </w:r>
+            <w:r>
+              <w:rPr>
+                <w:noProof/>
+                <w:webHidden/>
+              </w:rPr>
+            </w:r>
+            <w:r>
+              <w:rPr>
+                <w:noProof/>
+                <w:webHidden/>
+              </w:rPr>
+              <w:fldChar w:fldCharType="separate"/>
+            </w:r>
+            <w:r>
+              <w:rPr>
+                <w:noProof/>
+                <w:webHidden/>
+              </w:rPr>
+              <w:t>7</w:t>
+            </w:r>
+            <w:r>
+              <w:rPr>
+                <w:noProof/>
+                <w:webHidden/>
+              </w:rPr>
+              <w:fldChar w:fldCharType="end"/>
+            </w:r>
+          </w:hyperlink>
+        </w:p>
+        <w:p>
+          <w:pPr>
+            <w:pStyle w:val="Verzeichnis3"/>
+            <w:tabs>
+              <w:tab w:val="right" w:leader="dot" w:pos="9488"/>
+            </w:tabs>
+            <w:rPr>
+              <w:rFonts w:cstheme="minorBidi"/>
+              <w:noProof/>
+              <w:kern w:val="2"/>
+              <w:sz w:val="24"/>
+              <w:szCs w:val="24"/>
+              <w14:ligatures w14:val="standardContextual"/>
+            </w:rPr>
+          </w:pPr>
+          <w:hyperlink w:anchor="_Toc172125437" w:history="1">
+            <w:r>
+              <w:rPr>
+                <w:rStyle w:val="Hyperlink"/>
+                <w:noProof/>
+              </w:rPr>
+              <w:t>Zuweisung</w:t>
+            </w:r>
+            <w:r>
+              <w:rPr>
+                <w:noProof/>
+                <w:webHidden/>
+              </w:rPr>
+              <w:tab/>
+            </w:r>
+            <w:r>
+              <w:rPr>
+                <w:noProof/>
+                <w:webHidden/>
+              </w:rPr>
+              <w:fldChar w:fldCharType="begin"/>
+            </w:r>
+            <w:r>
+              <w:rPr>
+                <w:noProof/>
+                <w:webHidden/>
+              </w:rPr>
+              <w:instrText xml:space="preserve"> PAGEREF _Toc172125437 \h </w:instrText>
+            </w:r>
+            <w:r>
+              <w:rPr>
+                <w:noProof/>
+                <w:webHidden/>
+              </w:rPr>
+            </w:r>
+            <w:r>
+              <w:rPr>
+                <w:noProof/>
+                <w:webHidden/>
+              </w:rPr>
+              <w:fldChar w:fldCharType="separate"/>
+            </w:r>
+            <w:r>
+              <w:rPr>
+                <w:noProof/>
+                <w:webHidden/>
+              </w:rPr>
+              <w:t>8</w:t>
             </w:r>
             <w:r>
               <w:rPr>
@@ -1544,16 +1907,18 @@
               <w:rFonts w:cstheme="minorBidi"/>
               <w:noProof/>
               <w:kern w:val="2"/>
+              <w:sz w:val="24"/>
+              <w:szCs w:val="24"/>
               <w14:ligatures w14:val="standardContextual"/>
             </w:rPr>
           </w:pPr>
-          <w:hyperlink w:anchor="_Toc152088823" w:history="1">
+          <w:hyperlink w:anchor="_Toc172125438" w:history="1">
             <w:r>
               <w:rPr>
                 <w:rStyle w:val="Hyperlink"/>
                 <w:noProof/>
               </w:rPr>
-              <w:t>3. Systeminfo</w:t>
+              <w:t>3. Design</w:t>
             </w:r>
             <w:r>
               <w:rPr>
@@ -1574,7 +1939,7 @@
                 <w:noProof/>
                 <w:webHidden/>
               </w:rPr>
-              <w:instrText xml:space="preserve"> PAGEREF _Toc152088823 \h </w:instrText>
+              <w:instrText xml:space="preserve"> PAGEREF _Toc172125438 \h </w:instrText>
             </w:r>
             <w:r>
               <w:rPr>
@@ -1594,7 +1959,7 @@
                 <w:noProof/>
                 <w:webHidden/>
               </w:rPr>
-              <w:t>6</w:t>
+              <w:t>9</w:t>
             </w:r>
             <w:r>
               <w:rPr>
@@ -1615,16 +1980,18 @@
               <w:rFonts w:cstheme="minorBidi"/>
               <w:noProof/>
               <w:kern w:val="2"/>
+              <w:sz w:val="24"/>
+              <w:szCs w:val="24"/>
               <w14:ligatures w14:val="standardContextual"/>
             </w:rPr>
           </w:pPr>
-          <w:hyperlink w:anchor="_Toc152088824" w:history="1">
+          <w:hyperlink w:anchor="_Toc172125439" w:history="1">
             <w:r>
               <w:rPr>
                 <w:rStyle w:val="Hyperlink"/>
                 <w:noProof/>
               </w:rPr>
-              <w:t>4. Lizenz-Programminfo</w:t>
+              <w:t>4. Archiv</w:t>
             </w:r>
             <w:r>
               <w:rPr>
@@ -1645,7 +2012,7 @@
                 <w:noProof/>
                 <w:webHidden/>
               </w:rPr>
-              <w:instrText xml:space="preserve"> PAGEREF _Toc152088824 \h </w:instrText>
+              <w:instrText xml:space="preserve"> PAGEREF _Toc172125439 \h </w:instrText>
             </w:r>
             <w:r>
               <w:rPr>
@@ -1665,7 +2032,7 @@
                 <w:noProof/>
                 <w:webHidden/>
               </w:rPr>
-              <w:t>7</w:t>
+              <w:t>9</w:t>
             </w:r>
             <w:r>
               <w:rPr>
@@ -1686,16 +2053,18 @@
               <w:rFonts w:cstheme="minorBidi"/>
               <w:noProof/>
               <w:kern w:val="2"/>
+              <w:sz w:val="24"/>
+              <w:szCs w:val="24"/>
               <w14:ligatures w14:val="standardContextual"/>
             </w:rPr>
           </w:pPr>
-          <w:hyperlink w:anchor="_Toc152088825" w:history="1">
+          <w:hyperlink w:anchor="_Toc172125440" w:history="1">
             <w:r>
               <w:rPr>
                 <w:rStyle w:val="Hyperlink"/>
                 <w:noProof/>
               </w:rPr>
-              <w:t>5. Sprache wechseln</w:t>
+              <w:t>5. Systeminfo</w:t>
             </w:r>
             <w:r>
               <w:rPr>
@@ -1716,7 +2085,7 @@
                 <w:noProof/>
                 <w:webHidden/>
               </w:rPr>
-              <w:instrText xml:space="preserve"> PAGEREF _Toc152088825 \h </w:instrText>
+              <w:instrText xml:space="preserve"> PAGEREF _Toc172125440 \h </w:instrText>
             </w:r>
             <w:r>
               <w:rPr>
@@ -1736,7 +2105,7 @@
                 <w:noProof/>
                 <w:webHidden/>
               </w:rPr>
-              <w:t>7</w:t>
+              <w:t>10</w:t>
             </w:r>
             <w:r>
               <w:rPr>
@@ -1757,16 +2126,18 @@
               <w:rFonts w:cstheme="minorBidi"/>
               <w:noProof/>
               <w:kern w:val="2"/>
+              <w:sz w:val="24"/>
+              <w:szCs w:val="24"/>
               <w14:ligatures w14:val="standardContextual"/>
             </w:rPr>
           </w:pPr>
-          <w:hyperlink w:anchor="_Toc152088826" w:history="1">
+          <w:hyperlink w:anchor="_Toc172125441" w:history="1">
             <w:r>
               <w:rPr>
                 <w:rStyle w:val="Hyperlink"/>
                 <w:noProof/>
               </w:rPr>
-              <w:t>6. Abmelden</w:t>
+              <w:t>6. Info</w:t>
             </w:r>
             <w:r>
               <w:rPr>
@@ -1787,7 +2158,7 @@
                 <w:noProof/>
                 <w:webHidden/>
               </w:rPr>
-              <w:instrText xml:space="preserve"> PAGEREF _Toc152088826 \h </w:instrText>
+              <w:instrText xml:space="preserve"> PAGEREF _Toc172125441 \h </w:instrText>
             </w:r>
             <w:r>
               <w:rPr>
@@ -1807,7 +2178,7 @@
                 <w:noProof/>
                 <w:webHidden/>
               </w:rPr>
-              <w:t>8</w:t>
+              <w:t>11</w:t>
             </w:r>
             <w:r>
               <w:rPr>
@@ -1828,16 +2199,18 @@
               <w:rFonts w:cstheme="minorBidi"/>
               <w:noProof/>
               <w:kern w:val="2"/>
+              <w:sz w:val="24"/>
+              <w:szCs w:val="24"/>
               <w14:ligatures w14:val="standardContextual"/>
             </w:rPr>
           </w:pPr>
-          <w:hyperlink w:anchor="_Toc152088827" w:history="1">
+          <w:hyperlink w:anchor="_Toc172125442" w:history="1">
             <w:r>
               <w:rPr>
                 <w:rStyle w:val="Hyperlink"/>
                 <w:noProof/>
               </w:rPr>
-              <w:t>7. Beenden</w:t>
+              <w:t>7. Sprache wechseln</w:t>
             </w:r>
             <w:r>
               <w:rPr>
@@ -1858,7 +2231,7 @@
                 <w:noProof/>
                 <w:webHidden/>
               </w:rPr>
-              <w:instrText xml:space="preserve"> PAGEREF _Toc152088827 \h </w:instrText>
+              <w:instrText xml:space="preserve"> PAGEREF _Toc172125442 \h </w:instrText>
             </w:r>
             <w:r>
               <w:rPr>
@@ -1878,7 +2251,153 @@
                 <w:noProof/>
                 <w:webHidden/>
               </w:rPr>
-              <w:t>8</w:t>
+              <w:t>11</w:t>
+            </w:r>
+            <w:r>
+              <w:rPr>
+                <w:noProof/>
+                <w:webHidden/>
+              </w:rPr>
+              <w:fldChar w:fldCharType="end"/>
+            </w:r>
+          </w:hyperlink>
+        </w:p>
+        <w:p>
+          <w:pPr>
+            <w:pStyle w:val="Verzeichnis2"/>
+            <w:tabs>
+              <w:tab w:val="right" w:leader="dot" w:pos="9488"/>
+            </w:tabs>
+            <w:rPr>
+              <w:rFonts w:cstheme="minorBidi"/>
+              <w:noProof/>
+              <w:kern w:val="2"/>
+              <w:sz w:val="24"/>
+              <w:szCs w:val="24"/>
+              <w14:ligatures w14:val="standardContextual"/>
+            </w:rPr>
+          </w:pPr>
+          <w:hyperlink w:anchor="_Toc172125443" w:history="1">
+            <w:r>
+              <w:rPr>
+                <w:rStyle w:val="Hyperlink"/>
+                <w:noProof/>
+              </w:rPr>
+              <w:t>8. Abmelden</w:t>
+            </w:r>
+            <w:r>
+              <w:rPr>
+                <w:noProof/>
+                <w:webHidden/>
+              </w:rPr>
+              <w:tab/>
+            </w:r>
+            <w:r>
+              <w:rPr>
+                <w:noProof/>
+                <w:webHidden/>
+              </w:rPr>
+              <w:fldChar w:fldCharType="begin"/>
+            </w:r>
+            <w:r>
+              <w:rPr>
+                <w:noProof/>
+                <w:webHidden/>
+              </w:rPr>
+              <w:instrText xml:space="preserve"> PAGEREF _Toc172125443 \h </w:instrText>
+            </w:r>
+            <w:r>
+              <w:rPr>
+                <w:noProof/>
+                <w:webHidden/>
+              </w:rPr>
+            </w:r>
+            <w:r>
+              <w:rPr>
+                <w:noProof/>
+                <w:webHidden/>
+              </w:rPr>
+              <w:fldChar w:fldCharType="separate"/>
+            </w:r>
+            <w:r>
+              <w:rPr>
+                <w:noProof/>
+                <w:webHidden/>
+              </w:rPr>
+              <w:t>12</w:t>
+            </w:r>
+            <w:r>
+              <w:rPr>
+                <w:noProof/>
+                <w:webHidden/>
+              </w:rPr>
+              <w:fldChar w:fldCharType="end"/>
+            </w:r>
+          </w:hyperlink>
+        </w:p>
+        <w:p>
+          <w:pPr>
+            <w:pStyle w:val="Verzeichnis2"/>
+            <w:tabs>
+              <w:tab w:val="right" w:leader="dot" w:pos="9488"/>
+            </w:tabs>
+            <w:rPr>
+              <w:rFonts w:cstheme="minorBidi"/>
+              <w:noProof/>
+              <w:kern w:val="2"/>
+              <w:sz w:val="24"/>
+              <w:szCs w:val="24"/>
+              <w14:ligatures w14:val="standardContextual"/>
+            </w:rPr>
+          </w:pPr>
+          <w:hyperlink w:anchor="_Toc172125444" w:history="1">
+            <w:r>
+              <w:rPr>
+                <w:rStyle w:val="Hyperlink"/>
+                <w:noProof/>
+              </w:rPr>
+              <w:t>9. Beenden</w:t>
+            </w:r>
+            <w:r>
+              <w:rPr>
+                <w:noProof/>
+                <w:webHidden/>
+              </w:rPr>
+              <w:tab/>
+            </w:r>
+            <w:r>
+              <w:rPr>
+                <w:noProof/>
+                <w:webHidden/>
+              </w:rPr>
+              <w:fldChar w:fldCharType="begin"/>
+            </w:r>
+            <w:r>
+              <w:rPr>
+                <w:noProof/>
+                <w:webHidden/>
+              </w:rPr>
+              <w:instrText xml:space="preserve"> PAGEREF _Toc172125444 \h </w:instrText>
+            </w:r>
+            <w:r>
+              <w:rPr>
+                <w:noProof/>
+                <w:webHidden/>
+              </w:rPr>
+            </w:r>
+            <w:r>
+              <w:rPr>
+                <w:noProof/>
+                <w:webHidden/>
+              </w:rPr>
+              <w:fldChar w:fldCharType="separate"/>
+            </w:r>
+            <w:r>
+              <w:rPr>
+                <w:noProof/>
+                <w:webHidden/>
+              </w:rPr>
+              <w:t>12</w:t>
             </w:r>
             <w:r>
               <w:rPr>
@@ -1898,10 +2417,12 @@
             <w:rPr>
               <w:rFonts w:eastAsiaTheme="minorEastAsia"/>
               <w:noProof/>
+              <w:sz w:val="24"/>
+              <w:szCs w:val="24"/>
               <w:lang w:eastAsia="de-DE"/>
             </w:rPr>
           </w:pPr>
-          <w:hyperlink w:anchor="_Toc152088828" w:history="1">
+          <w:hyperlink w:anchor="_Toc172125445" w:history="1">
             <w:r>
               <w:rPr>
                 <w:rStyle w:val="Hyperlink"/>
@@ -1928,7 +2449,7 @@
                 <w:noProof/>
                 <w:webHidden/>
               </w:rPr>
-              <w:instrText xml:space="preserve"> PAGEREF _Toc152088828 \h </w:instrText>
+              <w:instrText xml:space="preserve"> PAGEREF _Toc172125445 \h </w:instrText>
             </w:r>
             <w:r>
               <w:rPr>
@@ -1948,7 +2469,7 @@
                 <w:noProof/>
                 <w:webHidden/>
               </w:rPr>
-              <w:t>8</w:t>
+              <w:t>12</w:t>
             </w:r>
             <w:r>
               <w:rPr>
@@ -1987,17 +2508,15 @@
       <w:pPr>
         <w:pStyle w:val="berschrift1"/>
       </w:pPr>
-      <w:bookmarkStart w:id="0" w:name="_Toc152088816"/>
+      <w:bookmarkStart w:id="0" w:name="_Toc172125426"/>
       <w:r>
         <w:lastRenderedPageBreak/>
         <w:t xml:space="preserve">1. </w:t>
       </w:r>
-      <w:proofErr w:type="gramStart"/>
       <w:r>
         <w:t>Allgemein</w:t>
       </w:r>
       <w:bookmarkEnd w:id="0"/>
-      <w:proofErr w:type="gramEnd"/>
     </w:p>
     <w:p>
       <w:r>
@@ -2007,16 +2526,13 @@
         <w:t>PCM-</w:t>
       </w:r>
       <w:r>
-        <w:t>Benutzerverwaltung dient zur Verwaltung von Benutzer</w:t>
-      </w:r>
-      <w:r>
-        <w:t>n</w:t>
-      </w:r>
-      <w:r>
-        <w:t xml:space="preserve"> und Benutzerrechte</w:t>
-      </w:r>
-      <w:r>
-        <w:t>n</w:t>
+        <w:t>Archiv</w:t>
+      </w:r>
+      <w:r>
+        <w:t xml:space="preserve"> dient zur </w:t>
+      </w:r>
+      <w:r>
+        <w:t>Archivierung und Indexierung von Dateien</w:t>
       </w:r>
       <w:r>
         <w:t>.</w:t>
@@ -2026,15 +2542,18 @@
       </w:r>
     </w:p>
     <w:p>
+      <w:pPr>
+        <w:jc w:val="center"/>
+      </w:pPr>
       <w:r>
         <w:rPr>
           <w:noProof/>
         </w:rPr>
         <w:drawing>
-          <wp:inline distT="0" distB="0" distL="0" distR="0" wp14:anchorId="6E40554E" wp14:editId="6A67764B">
-            <wp:extent cx="6021070" cy="4286885"/>
-            <wp:effectExtent l="0" t="0" r="0" b="0"/>
-            <wp:docPr id="511425533" name="Grafik 1"/>
+          <wp:inline distT="0" distB="0" distL="0" distR="0" wp14:anchorId="705A85A6" wp14:editId="724C1709">
+            <wp:extent cx="6021705" cy="4241165"/>
+            <wp:effectExtent l="0" t="0" r="0" b="6985"/>
+            <wp:docPr id="1025936797" name="Grafik 20"/>
             <wp:cNvGraphicFramePr>
               <a:graphicFrameLocks xmlns:a="http://schemas.openxmlformats.org/drawingml/2006/main" noChangeAspect="1"/>
             </wp:cNvGraphicFramePr>
@@ -2042,7 +2561,7 @@
               <a:graphicData uri="http://schemas.openxmlformats.org/drawingml/2006/picture">
                 <pic:pic xmlns:pic="http://schemas.openxmlformats.org/drawingml/2006/picture">
                   <pic:nvPicPr>
-                    <pic:cNvPr id="0" name="Picture 1"/>
+                    <pic:cNvPr id="0" name="Picture 15"/>
                     <pic:cNvPicPr>
                       <a:picLocks noChangeAspect="1" noChangeArrowheads="1"/>
                     </pic:cNvPicPr>
@@ -2063,7 +2582,7 @@
                   <pic:spPr bwMode="auto">
                     <a:xfrm>
                       <a:off x="0" y="0"/>
-                      <a:ext cx="6021070" cy="4286885"/>
+                      <a:ext cx="6021705" cy="4241165"/>
                     </a:xfrm>
                     <a:prstGeom prst="rect">
                       <a:avLst/>
@@ -2082,7 +2601,13 @@
     </w:p>
     <w:p>
       <w:r>
-        <w:t>Das Dashboard zeigt 2 Auswertungen an:</w:t>
+        <w:t xml:space="preserve">Das Dashboard zeigt </w:t>
+      </w:r>
+      <w:r>
+        <w:t>3</w:t>
+      </w:r>
+      <w:r>
+        <w:t xml:space="preserve"> Auswertungen an:</w:t>
       </w:r>
     </w:p>
     <w:p>
@@ -2090,10 +2615,13 @@
         <w:spacing w:after="0"/>
       </w:pPr>
       <w:r>
-        <w:t>Benutzer</w:t>
-      </w:r>
-      <w:r>
-        <w:t>: Anzahl der Benutzer</w:t>
+        <w:t>Archivdateien</w:t>
+      </w:r>
+      <w:r>
+        <w:t xml:space="preserve">: Anzahl </w:t>
+      </w:r>
+      <w:r>
+        <w:t>der archivierten Dateien nach Kategorie</w:t>
       </w:r>
     </w:p>
     <w:p>
@@ -2101,14 +2629,28 @@
         <w:spacing w:after="0"/>
       </w:pPr>
       <w:r>
-        <w:t>Rechte: Anzahl der Rechte</w:t>
+        <w:t>Hauptkategorien</w:t>
+      </w:r>
+      <w:r>
+        <w:t>:</w:t>
+      </w:r>
+      <w:r>
+        <w:t xml:space="preserve"> Anzahl der Hauptkategorien</w:t>
+      </w:r>
+    </w:p>
+    <w:p>
+      <w:pPr>
+        <w:spacing w:after="0"/>
+      </w:pPr>
+      <w:r>
+        <w:t>Unterkategorien: Anzahl der Unterkategorien</w:t>
       </w:r>
     </w:p>
     <w:p>
       <w:pPr>
         <w:pStyle w:val="berschrift1"/>
       </w:pPr>
-      <w:bookmarkStart w:id="1" w:name="_Toc152088817"/>
+      <w:bookmarkStart w:id="1" w:name="_Toc172125427"/>
       <w:r>
         <w:t>2. Systemvoraussetzungen</w:t>
       </w:r>
@@ -2117,12 +2659,12 @@
     <w:tbl>
       <w:tblPr>
         <w:tblStyle w:val="Gitternetztabelle5dunkelAkzent1"/>
-        <w:tblW w:w="0" w:type="auto"/>
+        <w:tblW w:w="9493" w:type="dxa"/>
         <w:tblLook w:val="04A0" w:firstRow="1" w:lastRow="0" w:firstColumn="1" w:lastColumn="0" w:noHBand="0" w:noVBand="1"/>
       </w:tblPr>
       <w:tblGrid>
         <w:gridCol w:w="2405"/>
-        <w:gridCol w:w="6657"/>
+        <w:gridCol w:w="7088"/>
       </w:tblGrid>
       <w:tr>
         <w:trPr>
@@ -2144,7 +2686,7 @@
         </w:tc>
         <w:tc>
           <w:tcPr>
-            <w:tcW w:w="6657" w:type="dxa"/>
+            <w:tcW w:w="7088" w:type="dxa"/>
             <w:shd w:val="clear" w:color="auto" w:fill="2B4C6D"/>
             <w:vAlign w:val="center"/>
           </w:tcPr>
@@ -2175,7 +2717,7 @@
         </w:tc>
         <w:tc>
           <w:tcPr>
-            <w:tcW w:w="6657" w:type="dxa"/>
+            <w:tcW w:w="7088" w:type="dxa"/>
             <w:shd w:val="clear" w:color="auto" w:fill="778899"/>
             <w:vAlign w:val="center"/>
           </w:tcPr>
@@ -2214,7 +2756,7 @@
         </w:tc>
         <w:tc>
           <w:tcPr>
-            <w:tcW w:w="6657" w:type="dxa"/>
+            <w:tcW w:w="7088" w:type="dxa"/>
             <w:shd w:val="clear" w:color="auto" w:fill="778899"/>
             <w:vAlign w:val="center"/>
           </w:tcPr>
@@ -2254,7 +2796,7 @@
         </w:tc>
         <w:tc>
           <w:tcPr>
-            <w:tcW w:w="6657" w:type="dxa"/>
+            <w:tcW w:w="7088" w:type="dxa"/>
             <w:shd w:val="clear" w:color="auto" w:fill="778899"/>
             <w:vAlign w:val="center"/>
           </w:tcPr>
@@ -2293,7 +2835,7 @@
         </w:tc>
         <w:tc>
           <w:tcPr>
-            <w:tcW w:w="6657" w:type="dxa"/>
+            <w:tcW w:w="7088" w:type="dxa"/>
             <w:shd w:val="clear" w:color="auto" w:fill="778899"/>
             <w:vAlign w:val="center"/>
           </w:tcPr>
@@ -2333,7 +2875,7 @@
         </w:tc>
         <w:tc>
           <w:tcPr>
-            <w:tcW w:w="6657" w:type="dxa"/>
+            <w:tcW w:w="7088" w:type="dxa"/>
             <w:shd w:val="clear" w:color="auto" w:fill="778899"/>
             <w:vAlign w:val="center"/>
           </w:tcPr>
@@ -2378,7 +2920,7 @@
         </w:tc>
         <w:tc>
           <w:tcPr>
-            <w:tcW w:w="6657" w:type="dxa"/>
+            <w:tcW w:w="7088" w:type="dxa"/>
             <w:shd w:val="clear" w:color="auto" w:fill="778899"/>
             <w:vAlign w:val="center"/>
           </w:tcPr>
@@ -2421,7 +2963,7 @@
         </w:tc>
         <w:tc>
           <w:tcPr>
-            <w:tcW w:w="6657" w:type="dxa"/>
+            <w:tcW w:w="7088" w:type="dxa"/>
             <w:shd w:val="clear" w:color="auto" w:fill="778899"/>
             <w:vAlign w:val="center"/>
           </w:tcPr>
@@ -2460,7 +3002,7 @@
         </w:tc>
         <w:tc>
           <w:tcPr>
-            <w:tcW w:w="6657" w:type="dxa"/>
+            <w:tcW w:w="7088" w:type="dxa"/>
             <w:shd w:val="clear" w:color="auto" w:fill="778899"/>
             <w:vAlign w:val="center"/>
           </w:tcPr>
@@ -2497,9 +3039,22 @@
     </w:tbl>
     <w:p>
       <w:pPr>
+        <w:rPr>
+          <w:rFonts w:asciiTheme="majorHAnsi" w:eastAsiaTheme="majorEastAsia" w:hAnsiTheme="majorHAnsi" w:cstheme="majorBidi"/>
+          <w:color w:val="2F5496" w:themeColor="accent1" w:themeShade="BF"/>
+          <w:sz w:val="32"/>
+          <w:szCs w:val="32"/>
+        </w:rPr>
+      </w:pPr>
+      <w:r>
+        <w:br w:type="page"/>
+      </w:r>
+    </w:p>
+    <w:p>
+      <w:pPr>
         <w:pStyle w:val="berschrift1"/>
       </w:pPr>
-      <w:bookmarkStart w:id="2" w:name="_Toc152088818"/>
+      <w:bookmarkStart w:id="2" w:name="_Toc172125428"/>
       <w:r>
         <w:lastRenderedPageBreak/>
         <w:t>3</w:t>
@@ -2516,7 +3071,7 @@
       <w:pPr>
         <w:pStyle w:val="berschrift2"/>
       </w:pPr>
-      <w:bookmarkStart w:id="3" w:name="_Toc152088819"/>
+      <w:bookmarkStart w:id="3" w:name="_Toc172125429"/>
       <w:r>
         <w:t xml:space="preserve">1. </w:t>
       </w:r>
@@ -2529,7 +3084,7 @@
       <w:pPr>
         <w:pStyle w:val="berschrift3"/>
       </w:pPr>
-      <w:bookmarkStart w:id="4" w:name="_Toc152088820"/>
+      <w:bookmarkStart w:id="4" w:name="_Toc172125430"/>
       <w:r>
         <w:t>Benutzer</w:t>
       </w:r>
@@ -2552,10 +3107,10 @@
           <w:noProof/>
         </w:rPr>
         <w:drawing>
-          <wp:inline distT="0" distB="0" distL="0" distR="0" wp14:anchorId="44D1FCD8" wp14:editId="60675685">
-            <wp:extent cx="5753100" cy="1510030"/>
-            <wp:effectExtent l="0" t="0" r="0" b="0"/>
-            <wp:docPr id="767541003" name="Grafik 2"/>
+          <wp:inline distT="0" distB="0" distL="0" distR="0" wp14:anchorId="03B9F50B" wp14:editId="02AAF632">
+            <wp:extent cx="6031230" cy="1488440"/>
+            <wp:effectExtent l="0" t="0" r="7620" b="0"/>
+            <wp:docPr id="1966160700" name="Grafik 18"/>
             <wp:cNvGraphicFramePr>
               <a:graphicFrameLocks xmlns:a="http://schemas.openxmlformats.org/drawingml/2006/main" noChangeAspect="1"/>
             </wp:cNvGraphicFramePr>
@@ -2563,7 +3118,7 @@
               <a:graphicData uri="http://schemas.openxmlformats.org/drawingml/2006/picture">
                 <pic:pic xmlns:pic="http://schemas.openxmlformats.org/drawingml/2006/picture">
                   <pic:nvPicPr>
-                    <pic:cNvPr id="0" name="Picture 2"/>
+                    <pic:cNvPr id="0" name="Picture 13"/>
                     <pic:cNvPicPr>
                       <a:picLocks noChangeAspect="1" noChangeArrowheads="1"/>
                     </pic:cNvPicPr>
@@ -2584,7 +3139,7 @@
                   <pic:spPr bwMode="auto">
                     <a:xfrm>
                       <a:off x="0" y="0"/>
-                      <a:ext cx="5753100" cy="1510030"/>
+                      <a:ext cx="6031230" cy="1488440"/>
                     </a:xfrm>
                     <a:prstGeom prst="rect">
                       <a:avLst/>
@@ -3073,7 +3628,7 @@
       <w:pPr>
         <w:pStyle w:val="berschrift3"/>
       </w:pPr>
-      <w:bookmarkStart w:id="6" w:name="_Toc152088821"/>
+      <w:bookmarkStart w:id="6" w:name="_Toc172125431"/>
       <w:r>
         <w:lastRenderedPageBreak/>
         <w:t>Rechte</w:t>
@@ -3114,15 +3669,18 @@
     </w:p>
     <w:bookmarkEnd w:id="5"/>
     <w:p>
+      <w:pPr>
+        <w:jc w:val="center"/>
+      </w:pPr>
       <w:r>
         <w:rPr>
           <w:noProof/>
         </w:rPr>
         <w:drawing>
-          <wp:inline distT="0" distB="0" distL="0" distR="0" wp14:anchorId="77F6CAD7" wp14:editId="5DE7DCEB">
-            <wp:extent cx="5749925" cy="4052570"/>
-            <wp:effectExtent l="0" t="0" r="3175" b="5080"/>
-            <wp:docPr id="834858908" name="Grafik 3"/>
+          <wp:inline distT="0" distB="0" distL="0" distR="0" wp14:anchorId="1B450B23" wp14:editId="63B751C2">
+            <wp:extent cx="6022800" cy="5202000"/>
+            <wp:effectExtent l="0" t="0" r="0" b="0"/>
+            <wp:docPr id="879387462" name="Grafik 12"/>
             <wp:cNvGraphicFramePr>
               <a:graphicFrameLocks xmlns:a="http://schemas.openxmlformats.org/drawingml/2006/main" noChangeAspect="1"/>
             </wp:cNvGraphicFramePr>
@@ -3130,7 +3688,7 @@
               <a:graphicData uri="http://schemas.openxmlformats.org/drawingml/2006/picture">
                 <pic:pic xmlns:pic="http://schemas.openxmlformats.org/drawingml/2006/picture">
                   <pic:nvPicPr>
-                    <pic:cNvPr id="0" name="Picture 3"/>
+                    <pic:cNvPr id="0" name="Picture 7"/>
                     <pic:cNvPicPr>
                       <a:picLocks noChangeAspect="1" noChangeArrowheads="1"/>
                     </pic:cNvPicPr>
@@ -3151,7 +3709,7 @@
                   <pic:spPr bwMode="auto">
                     <a:xfrm>
                       <a:off x="0" y="0"/>
-                      <a:ext cx="5749925" cy="4052570"/>
+                      <a:ext cx="6022800" cy="5202000"/>
                     </a:xfrm>
                     <a:prstGeom prst="rect">
                       <a:avLst/>
@@ -3425,6 +3983,75 @@
     <w:p>
       <w:pPr>
         <w:spacing w:after="0"/>
+        <w:ind w:left="2130" w:hanging="2130"/>
+      </w:pPr>
+      <w:r>
+        <w:t>Archiv</w:t>
+      </w:r>
+      <w:r>
+        <w:tab/>
+      </w:r>
+      <w:r>
+        <w:sym w:font="Wingdings" w:char="F0E0"/>
+      </w:r>
+      <w:r>
+        <w:t xml:space="preserve"> Recht für Archiv (</w:t>
+      </w:r>
+      <w:r>
+        <w:rPr>
+          <w:b/>
+        </w:rPr>
+        <w:t>PCM-</w:t>
+      </w:r>
+      <w:r>
+        <w:rPr>
+          <w:b/>
+        </w:rPr>
+        <w:t>Archiv</w:t>
+      </w:r>
+      <w:r>
+        <w:t>)</w:t>
+      </w:r>
+    </w:p>
+    <w:p>
+      <w:pPr>
+        <w:spacing w:after="0"/>
+        <w:ind w:left="2130" w:hanging="2130"/>
+      </w:pPr>
+      <w:r>
+        <w:t>Backup</w:t>
+      </w:r>
+      <w:r>
+        <w:tab/>
+      </w:r>
+      <w:r>
+        <w:sym w:font="Wingdings" w:char="F0E0"/>
+      </w:r>
+      <w:r>
+        <w:t xml:space="preserve"> </w:t>
+      </w:r>
+      <w:r>
+        <w:t>Recht für Backup (</w:t>
+      </w:r>
+      <w:r>
+        <w:rPr>
+          <w:b/>
+        </w:rPr>
+        <w:t>PCM-</w:t>
+      </w:r>
+      <w:r>
+        <w:rPr>
+          <w:b/>
+        </w:rPr>
+        <w:t>Backup</w:t>
+      </w:r>
+      <w:r>
+        <w:t>)</w:t>
+      </w:r>
+    </w:p>
+    <w:p>
+      <w:pPr>
+        <w:spacing w:after="0"/>
       </w:pPr>
       <w:r>
         <w:t>Kontakte</w:t>
@@ -3439,7 +4066,11 @@
         <w:sym w:font="Wingdings" w:char="F0E0"/>
       </w:r>
       <w:r>
-        <w:t xml:space="preserve"> Recht für Kontakte (</w:t>
+        <w:t xml:space="preserve"> Recht für Kontakte </w:t>
+      </w:r>
+      <w:bookmarkStart w:id="7" w:name="_Hlk172100416"/>
+      <w:r>
+        <w:t>(</w:t>
       </w:r>
       <w:r>
         <w:rPr>
@@ -3450,6 +4081,7 @@
       <w:r>
         <w:t>)</w:t>
       </w:r>
+      <w:bookmarkEnd w:id="7"/>
     </w:p>
     <w:p>
       <w:pPr>
@@ -4142,19 +4774,32 @@
       <w:pPr>
         <w:pStyle w:val="berschrift2"/>
       </w:pPr>
-      <w:bookmarkStart w:id="7" w:name="_Toc152088822"/>
+      <w:bookmarkStart w:id="8" w:name="_Toc172125432"/>
       <w:r>
         <w:lastRenderedPageBreak/>
         <w:t>2. Konfiguration</w:t>
       </w:r>
-      <w:bookmarkEnd w:id="7"/>
+      <w:bookmarkEnd w:id="8"/>
       <w:r>
         <w:t xml:space="preserve"> </w:t>
       </w:r>
     </w:p>
     <w:p>
-      <w:r>
-        <w:t>Im Modul Konfiguration kann das Design sowie auch der Fensterstil geändert werden. Designs werden sofort übernommen. Styles benötigen einen Neustart der Applikation.</w:t>
+      <w:pPr>
+        <w:pStyle w:val="berschrift3"/>
+      </w:pPr>
+      <w:bookmarkStart w:id="9" w:name="_Toc172125433"/>
+      <w:r>
+        <w:t>Pfad für Dokumente</w:t>
+      </w:r>
+      <w:bookmarkEnd w:id="9"/>
+    </w:p>
+    <w:p>
+      <w:r>
+        <w:t>Im Karteireiter Pfad für Dokumente kann der Pfad / Ordner für die Sicherung hinterlegt werden</w:t>
+      </w:r>
+      <w:r>
+        <w:t>.</w:t>
       </w:r>
     </w:p>
     <w:p>
@@ -4163,10 +4808,10 @@
           <w:noProof/>
         </w:rPr>
         <w:drawing>
-          <wp:inline distT="0" distB="0" distL="0" distR="0" wp14:anchorId="59EF36B9" wp14:editId="585BD38C">
-            <wp:extent cx="6028690" cy="3232150"/>
-            <wp:effectExtent l="0" t="0" r="0" b="6350"/>
-            <wp:docPr id="1074602660" name="Grafik 4"/>
+          <wp:inline distT="0" distB="0" distL="0" distR="0" wp14:anchorId="113C0F1D" wp14:editId="753B15C1">
+            <wp:extent cx="6021705" cy="920115"/>
+            <wp:effectExtent l="0" t="0" r="0" b="0"/>
+            <wp:docPr id="1853340620" name="Grafik 32"/>
             <wp:cNvGraphicFramePr>
               <a:graphicFrameLocks xmlns:a="http://schemas.openxmlformats.org/drawingml/2006/main" noChangeAspect="1"/>
             </wp:cNvGraphicFramePr>
@@ -4174,7 +4819,7 @@
               <a:graphicData uri="http://schemas.openxmlformats.org/drawingml/2006/picture">
                 <pic:pic xmlns:pic="http://schemas.openxmlformats.org/drawingml/2006/picture">
                   <pic:nvPicPr>
-                    <pic:cNvPr id="0" name="Picture 4"/>
+                    <pic:cNvPr id="0" name="Picture 27"/>
                     <pic:cNvPicPr>
                       <a:picLocks noChangeAspect="1" noChangeArrowheads="1"/>
                     </pic:cNvPicPr>
@@ -4195,7 +4840,7 @@
                   <pic:spPr bwMode="auto">
                     <a:xfrm>
                       <a:off x="0" y="0"/>
-                      <a:ext cx="6028690" cy="3232150"/>
+                      <a:ext cx="6021705" cy="920115"/>
                     </a:xfrm>
                     <a:prstGeom prst="rect">
                       <a:avLst/>
@@ -4215,126 +4860,68 @@
     <w:p>
       <w:pPr>
         <w:spacing w:after="0"/>
-      </w:pPr>
-      <w:r>
-        <w:t>Speichern</w:t>
-      </w:r>
-      <w:r>
-        <w:tab/>
-      </w:r>
-      <w:r>
-        <w:tab/>
-      </w:r>
-      <w:r>
+        <w:rPr>
+          <w:noProof/>
+        </w:rPr>
+      </w:pPr>
+      <w:r>
+        <w:rPr>
+          <w:noProof/>
+        </w:rPr>
+        <w:t xml:space="preserve">Verzeichnis speichern </w:t>
+      </w:r>
+      <w:r>
+        <w:rPr>
+          <w:noProof/>
+        </w:rPr>
+        <w:tab/>
+      </w:r>
+      <w:r>
+        <w:rPr>
+          <w:noProof/>
+        </w:rPr>
         <w:sym w:font="Wingdings" w:char="F0E0"/>
       </w:r>
       <w:r>
-        <w:t xml:space="preserve"> Speichern des Designs und Style</w:t>
+        <w:rPr>
+          <w:noProof/>
+        </w:rPr>
+        <w:t xml:space="preserve"> das gewählte Verzeichnis wird gespeichert</w:t>
       </w:r>
     </w:p>
     <w:p>
       <w:pPr>
         <w:spacing w:after="0"/>
-      </w:pPr>
-      <w:r>
-        <w:t>Design</w:t>
-      </w:r>
-      <w:r>
-        <w:tab/>
-      </w:r>
-      <w:r>
-        <w:tab/>
-      </w:r>
-      <w:r>
-        <w:tab/>
-      </w:r>
-      <w:r>
-        <w:sym w:font="Wingdings" w:char="F0E0"/>
-      </w:r>
-      <w:r>
-        <w:rPr>
-          <w:noProof/>
-        </w:rPr>
-        <w:t xml:space="preserve"> </w:t>
-      </w:r>
-      <w:r>
-        <w:rPr>
-          <w:noProof/>
-        </w:rPr>
-        <w:t>Auswahl des Designs (Labels, Eingabefelder, Grids etc.)</w:t>
-      </w:r>
-    </w:p>
-    <w:p>
-      <w:pPr>
-        <w:rPr>
-          <w:rFonts w:asciiTheme="majorHAnsi" w:eastAsiaTheme="majorEastAsia" w:hAnsiTheme="majorHAnsi" w:cstheme="majorBidi"/>
-          <w:color w:val="2F5496" w:themeColor="accent1" w:themeShade="BF"/>
-          <w:sz w:val="26"/>
-          <w:szCs w:val="26"/>
-        </w:rPr>
-      </w:pPr>
-      <w:r>
-        <w:t>Style</w:t>
-      </w:r>
-      <w:r>
-        <w:tab/>
-      </w:r>
-      <w:r>
-        <w:tab/>
-      </w:r>
-      <w:r>
-        <w:tab/>
-      </w:r>
-      <w:r>
-        <w:sym w:font="Wingdings" w:char="F0E0"/>
-      </w:r>
-      <w:r>
-        <w:t xml:space="preserve"> </w:t>
-      </w:r>
-      <w:r>
-        <w:rPr>
-          <w:noProof/>
-        </w:rPr>
-        <w:t>Auswahl des Stils (Formular</w:t>
-      </w:r>
-      <w:r>
-        <w:rPr>
-          <w:noProof/>
-        </w:rPr>
-        <w:t>)</w:t>
-      </w:r>
-    </w:p>
-    <w:p>
-      <w:pPr>
-        <w:pStyle w:val="berschrift2"/>
-      </w:pPr>
-      <w:bookmarkStart w:id="8" w:name="_Toc152088823"/>
-      <w:r>
-        <w:t>3</w:t>
-      </w:r>
-      <w:r>
-        <w:t>. Systeminfo</w:t>
-      </w:r>
-      <w:bookmarkEnd w:id="8"/>
-    </w:p>
-    <w:p>
-      <w:r>
-        <w:t>Im Modul Systeminfo werden die leistungsspezifischen Daten des Computers angezeigt. Sowie auch die Auslastung von Arbeitsspeicher und Prozessor.</w:t>
-      </w:r>
-    </w:p>
-    <w:p>
-      <w:pPr>
-        <w:jc w:val="both"/>
-      </w:pPr>
+        <w:rPr>
+          <w:noProof/>
+        </w:rPr>
+      </w:pPr>
+    </w:p>
+    <w:p>
+      <w:pPr>
+        <w:pStyle w:val="berschrift3"/>
+      </w:pPr>
+      <w:bookmarkStart w:id="10" w:name="_Toc172125434"/>
+      <w:r>
+        <w:t>Hauptkategorien</w:t>
+      </w:r>
+      <w:bookmarkEnd w:id="10"/>
+    </w:p>
+    <w:p>
+      <w:r>
+        <w:t>Im Karteireiter Hauptkategorien können Hauptkategorien angelegt, bearbeitet und gelöscht werden.</w:t>
+      </w:r>
+    </w:p>
+    <w:p>
       <w:r>
         <w:rPr>
           <w:noProof/>
         </w:rPr>
         <w:drawing>
-          <wp:inline distT="0" distB="0" distL="0" distR="0" wp14:anchorId="139DE9F4" wp14:editId="5DE57951">
-            <wp:extent cx="6017895" cy="2604770"/>
-            <wp:effectExtent l="0" t="0" r="1905" b="5080"/>
-            <wp:docPr id="1098202695" name="Grafik 6"/>
+          <wp:inline distT="0" distB="0" distL="0" distR="0" wp14:anchorId="101DFD9D" wp14:editId="35135D0C">
+            <wp:extent cx="6021705" cy="2249805"/>
+            <wp:effectExtent l="0" t="0" r="0" b="0"/>
+            <wp:docPr id="554692193" name="Grafik 33"/>
             <wp:cNvGraphicFramePr>
               <a:graphicFrameLocks xmlns:a="http://schemas.openxmlformats.org/drawingml/2006/main" noChangeAspect="1"/>
             </wp:cNvGraphicFramePr>
@@ -4342,7 +4929,7 @@
               <a:graphicData uri="http://schemas.openxmlformats.org/drawingml/2006/picture">
                 <pic:pic xmlns:pic="http://schemas.openxmlformats.org/drawingml/2006/picture">
                   <pic:nvPicPr>
-                    <pic:cNvPr id="0" name="Picture 6"/>
+                    <pic:cNvPr id="0" name="Picture 28"/>
                     <pic:cNvPicPr>
                       <a:picLocks noChangeAspect="1" noChangeArrowheads="1"/>
                     </pic:cNvPicPr>
@@ -4363,7 +4950,7 @@
                   <pic:spPr bwMode="auto">
                     <a:xfrm>
                       <a:off x="0" y="0"/>
-                      <a:ext cx="6017895" cy="2604770"/>
+                      <a:ext cx="6021705" cy="2249805"/>
                     </a:xfrm>
                     <a:prstGeom prst="rect">
                       <a:avLst/>
@@ -4382,11 +4969,218 @@
     </w:p>
     <w:p>
       <w:pPr>
+        <w:spacing w:after="0"/>
+        <w:rPr>
+          <w:noProof/>
+        </w:rPr>
+      </w:pPr>
+      <w:r>
+        <w:rPr>
+          <w:noProof/>
+        </w:rPr>
+        <w:t>Hauptkategorie</w:t>
+      </w:r>
+      <w:r>
+        <w:rPr>
+          <w:noProof/>
+        </w:rPr>
+        <w:t xml:space="preserve"> anlegen </w:t>
+      </w:r>
+      <w:r>
+        <w:rPr>
+          <w:noProof/>
+        </w:rPr>
+        <w:tab/>
+      </w:r>
+      <w:r>
+        <w:rPr>
+          <w:noProof/>
+        </w:rPr>
+        <w:sym w:font="Wingdings" w:char="F0E0"/>
+      </w:r>
+      <w:r>
+        <w:rPr>
+          <w:noProof/>
+        </w:rPr>
+        <w:t xml:space="preserve"> Neue </w:t>
+      </w:r>
+      <w:r>
+        <w:rPr>
+          <w:noProof/>
+        </w:rPr>
+        <w:t xml:space="preserve">Hauptkategorie </w:t>
+      </w:r>
+      <w:r>
+        <w:rPr>
+          <w:noProof/>
+        </w:rPr>
+        <w:t xml:space="preserve">anlegen </w:t>
+      </w:r>
+    </w:p>
+    <w:p>
+      <w:pPr>
+        <w:spacing w:after="0"/>
+        <w:rPr>
+          <w:noProof/>
+        </w:rPr>
+      </w:pPr>
+      <w:r>
+        <w:rPr>
+          <w:noProof/>
+        </w:rPr>
+        <w:t xml:space="preserve">Hauptkategorie </w:t>
+      </w:r>
+      <w:r>
+        <w:rPr>
+          <w:noProof/>
+        </w:rPr>
+        <w:t xml:space="preserve">speichern </w:t>
+      </w:r>
+      <w:r>
+        <w:rPr>
+          <w:noProof/>
+        </w:rPr>
+        <w:tab/>
+      </w:r>
+      <w:r>
+        <w:rPr>
+          <w:noProof/>
+        </w:rPr>
+        <w:sym w:font="Wingdings" w:char="F0E0"/>
+      </w:r>
+      <w:r>
+        <w:rPr>
+          <w:noProof/>
+        </w:rPr>
+        <w:t xml:space="preserve"> Änderungen am bestehende</w:t>
+      </w:r>
+      <w:r>
+        <w:rPr>
+          <w:noProof/>
+        </w:rPr>
+        <w:t>r</w:t>
+      </w:r>
+      <w:r>
+        <w:rPr>
+          <w:noProof/>
+        </w:rPr>
+        <w:t xml:space="preserve"> </w:t>
+      </w:r>
+      <w:r>
+        <w:rPr>
+          <w:noProof/>
+        </w:rPr>
+        <w:t xml:space="preserve">Hauptkategorie </w:t>
+      </w:r>
+      <w:r>
+        <w:rPr>
+          <w:noProof/>
+        </w:rPr>
+        <w:t xml:space="preserve">speichern </w:t>
+      </w:r>
+    </w:p>
+    <w:p>
+      <w:pPr>
+        <w:spacing w:after="0"/>
+        <w:rPr>
+          <w:noProof/>
+        </w:rPr>
+      </w:pPr>
+      <w:r>
+        <w:rPr>
+          <w:noProof/>
+        </w:rPr>
+        <w:t>Abbrechen</w:t>
+      </w:r>
+      <w:r>
+        <w:rPr>
+          <w:noProof/>
+        </w:rPr>
+        <w:tab/>
+      </w:r>
+      <w:r>
+        <w:rPr>
+          <w:noProof/>
+        </w:rPr>
+        <w:tab/>
+      </w:r>
+      <w:r>
+        <w:rPr>
+          <w:noProof/>
+        </w:rPr>
+        <w:tab/>
+      </w:r>
+      <w:r>
+        <w:rPr>
+          <w:noProof/>
+        </w:rPr>
+        <w:sym w:font="Wingdings" w:char="F0E0"/>
+      </w:r>
+      <w:r>
+        <w:rPr>
+          <w:noProof/>
+        </w:rPr>
+        <w:t xml:space="preserve"> aktuelle Änderungen zurücksetzen</w:t>
+      </w:r>
+    </w:p>
+    <w:p>
+      <w:pPr>
+        <w:spacing w:after="0"/>
+        <w:rPr>
+          <w:noProof/>
+        </w:rPr>
+      </w:pPr>
+      <w:r>
+        <w:rPr>
+          <w:noProof/>
+        </w:rPr>
+        <w:t xml:space="preserve">Hauptkategorie </w:t>
+      </w:r>
+      <w:r>
+        <w:rPr>
+          <w:noProof/>
+        </w:rPr>
+        <w:t xml:space="preserve">löschen </w:t>
+      </w:r>
+      <w:r>
+        <w:rPr>
+          <w:noProof/>
+        </w:rPr>
+        <w:tab/>
+      </w:r>
+      <w:r>
+        <w:rPr>
+          <w:noProof/>
+        </w:rPr>
+        <w:sym w:font="Wingdings" w:char="F0E0"/>
+      </w:r>
+      <w:r>
+        <w:rPr>
+          <w:noProof/>
+        </w:rPr>
+        <w:t xml:space="preserve"> ausgewählte </w:t>
+      </w:r>
+      <w:r>
+        <w:rPr>
+          <w:noProof/>
+        </w:rPr>
+        <w:t xml:space="preserve">Hauptkategorie </w:t>
+      </w:r>
+      <w:r>
+        <w:rPr>
+          <w:noProof/>
+        </w:rPr>
+        <w:t>löschen</w:t>
+      </w:r>
+    </w:p>
+    <w:p/>
+    <w:p>
+      <w:pPr>
         <w:rPr>
           <w:rFonts w:asciiTheme="majorHAnsi" w:eastAsiaTheme="majorEastAsia" w:hAnsiTheme="majorHAnsi" w:cstheme="majorBidi"/>
-          <w:color w:val="2F5496" w:themeColor="accent1" w:themeShade="BF"/>
-          <w:sz w:val="26"/>
-          <w:szCs w:val="26"/>
+          <w:color w:val="1F3763" w:themeColor="accent1" w:themeShade="7F"/>
+          <w:sz w:val="24"/>
+          <w:szCs w:val="24"/>
         </w:rPr>
       </w:pPr>
       <w:r>
@@ -4395,21 +5189,27 @@
     </w:p>
     <w:p>
       <w:pPr>
-        <w:pStyle w:val="berschrift2"/>
-      </w:pPr>
-      <w:bookmarkStart w:id="9" w:name="_Toc152088824"/>
+        <w:pStyle w:val="berschrift3"/>
+      </w:pPr>
+      <w:bookmarkStart w:id="11" w:name="_Toc172125435"/>
       <w:r>
         <w:lastRenderedPageBreak/>
-        <w:t>4</w:t>
-      </w:r>
-      <w:r>
-        <w:t>. Lizenz-Programminfo</w:t>
-      </w:r>
-      <w:bookmarkEnd w:id="9"/>
-    </w:p>
-    <w:p>
-      <w:r>
-        <w:t>Im Modul Lizenz-Programminfo werden die Versions- und Lizenzinformationen angezeigt. Hier können auch neue Lizenzen eingetragen werden.</w:t>
+        <w:t>Unterkategorien</w:t>
+      </w:r>
+      <w:bookmarkEnd w:id="11"/>
+    </w:p>
+    <w:p>
+      <w:r>
+        <w:t xml:space="preserve">Im Karteireiter Unterkategorien können </w:t>
+      </w:r>
+      <w:r>
+        <w:rPr>
+          <w:noProof/>
+        </w:rPr>
+        <w:t>Unterkategorie</w:t>
+      </w:r>
+      <w:r>
+        <w:t xml:space="preserve"> angelegt, bearbeitet und gelöscht werden.</w:t>
       </w:r>
     </w:p>
     <w:p>
@@ -4418,10 +5218,10 @@
           <w:noProof/>
         </w:rPr>
         <w:drawing>
-          <wp:inline distT="0" distB="0" distL="0" distR="0" wp14:anchorId="1D04552F" wp14:editId="679A2A72">
-            <wp:extent cx="6026785" cy="2672080"/>
-            <wp:effectExtent l="0" t="0" r="0" b="0"/>
-            <wp:docPr id="1228231991" name="Grafik 1"/>
+          <wp:inline distT="0" distB="0" distL="0" distR="0" wp14:anchorId="2B56EC27" wp14:editId="1FB457AC">
+            <wp:extent cx="6021705" cy="2454275"/>
+            <wp:effectExtent l="0" t="0" r="0" b="3175"/>
+            <wp:docPr id="987701628" name="Grafik 34"/>
             <wp:cNvGraphicFramePr>
               <a:graphicFrameLocks xmlns:a="http://schemas.openxmlformats.org/drawingml/2006/main" noChangeAspect="1"/>
             </wp:cNvGraphicFramePr>
@@ -4429,7 +5229,7 @@
               <a:graphicData uri="http://schemas.openxmlformats.org/drawingml/2006/picture">
                 <pic:pic xmlns:pic="http://schemas.openxmlformats.org/drawingml/2006/picture">
                   <pic:nvPicPr>
-                    <pic:cNvPr id="0" name="Picture 1"/>
+                    <pic:cNvPr id="0" name="Picture 29"/>
                     <pic:cNvPicPr>
                       <a:picLocks noChangeAspect="1" noChangeArrowheads="1"/>
                     </pic:cNvPicPr>
@@ -4450,7 +5250,7 @@
                   <pic:spPr bwMode="auto">
                     <a:xfrm>
                       <a:off x="0" y="0"/>
-                      <a:ext cx="6026785" cy="2672080"/>
+                      <a:ext cx="6021705" cy="2454275"/>
                     </a:xfrm>
                     <a:prstGeom prst="rect">
                       <a:avLst/>
@@ -4469,38 +5269,206 @@
     </w:p>
     <w:p>
       <w:pPr>
-        <w:pStyle w:val="berschrift2"/>
-      </w:pPr>
-      <w:bookmarkStart w:id="10" w:name="_Toc152088825"/>
-      <w:r>
-        <w:t>5</w:t>
-      </w:r>
-      <w:r>
-        <w:t xml:space="preserve">. </w:t>
-      </w:r>
-      <w:r>
-        <w:t>Sprache wechseln</w:t>
-      </w:r>
-      <w:bookmarkEnd w:id="10"/>
-    </w:p>
-    <w:p>
-      <w:r>
-        <w:t>Im Modul Sprache wechseln kann die Sprache geändert werden.</w:t>
-      </w:r>
-    </w:p>
-    <w:p>
-      <w:pPr>
-        <w:jc w:val="center"/>
-      </w:pPr>
+        <w:spacing w:after="0"/>
+        <w:rPr>
+          <w:noProof/>
+        </w:rPr>
+      </w:pPr>
+      <w:r>
+        <w:rPr>
+          <w:noProof/>
+        </w:rPr>
+        <w:t xml:space="preserve">Unterkategorie anlegen </w:t>
+      </w:r>
+      <w:r>
+        <w:rPr>
+          <w:noProof/>
+        </w:rPr>
+        <w:tab/>
+      </w:r>
+      <w:r>
+        <w:rPr>
+          <w:noProof/>
+        </w:rPr>
+        <w:sym w:font="Wingdings" w:char="F0E0"/>
+      </w:r>
+      <w:r>
+        <w:rPr>
+          <w:noProof/>
+        </w:rPr>
+        <w:t xml:space="preserve"> Neue Unterkategorie anlegen </w:t>
+      </w:r>
+    </w:p>
+    <w:p>
+      <w:pPr>
+        <w:spacing w:after="0"/>
+        <w:rPr>
+          <w:noProof/>
+        </w:rPr>
+      </w:pPr>
+      <w:r>
+        <w:rPr>
+          <w:noProof/>
+        </w:rPr>
+        <w:t xml:space="preserve">Unterkategorie speichern </w:t>
+      </w:r>
+      <w:r>
+        <w:rPr>
+          <w:noProof/>
+        </w:rPr>
+        <w:tab/>
+      </w:r>
+      <w:r>
+        <w:rPr>
+          <w:noProof/>
+        </w:rPr>
+        <w:sym w:font="Wingdings" w:char="F0E0"/>
+      </w:r>
+      <w:r>
+        <w:rPr>
+          <w:noProof/>
+        </w:rPr>
+        <w:t xml:space="preserve"> Änderungen am bestehender Unterkategorie speichern </w:t>
+      </w:r>
+    </w:p>
+    <w:p>
+      <w:pPr>
+        <w:spacing w:after="0"/>
+        <w:rPr>
+          <w:noProof/>
+        </w:rPr>
+      </w:pPr>
+      <w:r>
+        <w:rPr>
+          <w:noProof/>
+        </w:rPr>
+        <w:t>Abbrechen</w:t>
+      </w:r>
+      <w:r>
+        <w:rPr>
+          <w:noProof/>
+        </w:rPr>
+        <w:tab/>
+      </w:r>
+      <w:r>
+        <w:rPr>
+          <w:noProof/>
+        </w:rPr>
+        <w:tab/>
+      </w:r>
+      <w:r>
+        <w:rPr>
+          <w:noProof/>
+        </w:rPr>
+        <w:tab/>
+      </w:r>
+      <w:r>
+        <w:rPr>
+          <w:noProof/>
+        </w:rPr>
+        <w:sym w:font="Wingdings" w:char="F0E0"/>
+      </w:r>
+      <w:r>
+        <w:rPr>
+          <w:noProof/>
+        </w:rPr>
+        <w:t xml:space="preserve"> aktuelle Änderungen zurücksetzen</w:t>
+      </w:r>
+    </w:p>
+    <w:p>
+      <w:pPr>
+        <w:spacing w:after="0"/>
+        <w:rPr>
+          <w:noProof/>
+        </w:rPr>
+      </w:pPr>
+      <w:r>
+        <w:rPr>
+          <w:noProof/>
+        </w:rPr>
+        <w:t xml:space="preserve">Unterkategorie löschen </w:t>
+      </w:r>
+      <w:r>
+        <w:rPr>
+          <w:noProof/>
+        </w:rPr>
+        <w:tab/>
+      </w:r>
+      <w:r>
+        <w:rPr>
+          <w:noProof/>
+        </w:rPr>
+        <w:sym w:font="Wingdings" w:char="F0E0"/>
+      </w:r>
+      <w:r>
+        <w:rPr>
+          <w:noProof/>
+        </w:rPr>
+        <w:t xml:space="preserve"> ausgewählte Unterkategorie löschen</w:t>
+      </w:r>
+    </w:p>
+    <w:p>
+      <w:pPr>
+        <w:spacing w:after="0"/>
+        <w:rPr>
+          <w:rFonts w:asciiTheme="majorHAnsi" w:eastAsiaTheme="majorEastAsia" w:hAnsiTheme="majorHAnsi" w:cstheme="majorBidi"/>
+          <w:color w:val="1F3763" w:themeColor="accent1" w:themeShade="7F"/>
+          <w:sz w:val="24"/>
+          <w:szCs w:val="24"/>
+        </w:rPr>
+      </w:pPr>
+    </w:p>
+    <w:p>
+      <w:pPr>
+        <w:pStyle w:val="berschrift3"/>
+      </w:pPr>
+      <w:bookmarkStart w:id="12" w:name="_Toc172125436"/>
+      <w:proofErr w:type="spellStart"/>
+      <w:r>
+        <w:t>Ind</w:t>
+      </w:r>
+      <w:r>
+        <w:t>izies</w:t>
+      </w:r>
+      <w:bookmarkEnd w:id="12"/>
+      <w:proofErr w:type="spellEnd"/>
+    </w:p>
+    <w:p>
+      <w:r>
+        <w:t xml:space="preserve">Im Karteireiter </w:t>
+      </w:r>
+      <w:r>
+        <w:rPr>
+          <w:noProof/>
+        </w:rPr>
+        <w:t>Indizies</w:t>
+      </w:r>
+      <w:r>
+        <w:t xml:space="preserve"> </w:t>
+      </w:r>
+      <w:r>
+        <w:t xml:space="preserve">können </w:t>
+      </w:r>
+      <w:r>
+        <w:rPr>
+          <w:noProof/>
+        </w:rPr>
+        <w:t>Indizies</w:t>
+      </w:r>
+      <w:r>
+        <w:t xml:space="preserve"> angelegt, bearbeitet und gelöscht werden.</w:t>
+      </w:r>
+    </w:p>
+    <w:p>
       <w:r>
         <w:rPr>
           <w:noProof/>
         </w:rPr>
         <w:drawing>
-          <wp:inline distT="0" distB="0" distL="0" distR="0" wp14:anchorId="7A748308" wp14:editId="23B4CC28">
-            <wp:extent cx="6028690" cy="2232660"/>
+          <wp:inline distT="0" distB="0" distL="0" distR="0" wp14:anchorId="3C96A70C" wp14:editId="5B58ABF0">
+            <wp:extent cx="6021705" cy="1720215"/>
             <wp:effectExtent l="0" t="0" r="0" b="0"/>
-            <wp:docPr id="2118100021" name="Grafik 9"/>
+            <wp:docPr id="534790771" name="Grafik 31"/>
             <wp:cNvGraphicFramePr>
               <a:graphicFrameLocks xmlns:a="http://schemas.openxmlformats.org/drawingml/2006/main" noChangeAspect="1"/>
             </wp:cNvGraphicFramePr>
@@ -4508,7 +5476,7 @@
               <a:graphicData uri="http://schemas.openxmlformats.org/drawingml/2006/picture">
                 <pic:pic xmlns:pic="http://schemas.openxmlformats.org/drawingml/2006/picture">
                   <pic:nvPicPr>
-                    <pic:cNvPr id="0" name="Picture 9"/>
+                    <pic:cNvPr id="0" name="Picture 26"/>
                     <pic:cNvPicPr>
                       <a:picLocks noChangeAspect="1" noChangeArrowheads="1"/>
                     </pic:cNvPicPr>
@@ -4529,7 +5497,7 @@
                   <pic:spPr bwMode="auto">
                     <a:xfrm>
                       <a:off x="0" y="0"/>
-                      <a:ext cx="6028690" cy="2232660"/>
+                      <a:ext cx="6021705" cy="1720215"/>
                     </a:xfrm>
                     <a:prstGeom prst="rect">
                       <a:avLst/>
@@ -4554,56 +5522,284 @@
         </w:rPr>
       </w:pPr>
       <w:r>
-        <w:t>Sprachen</w:t>
-      </w:r>
-      <w:r>
-        <w:tab/>
-      </w:r>
-      <w:r>
-        <w:tab/>
-      </w:r>
-      <w:r>
+        <w:rPr>
+          <w:noProof/>
+        </w:rPr>
+        <w:t>Index</w:t>
+      </w:r>
+      <w:r>
+        <w:rPr>
+          <w:noProof/>
+        </w:rPr>
+        <w:t xml:space="preserve"> </w:t>
+      </w:r>
+      <w:r>
+        <w:rPr>
+          <w:noProof/>
+        </w:rPr>
+        <w:t>anlegen</w:t>
+      </w:r>
+      <w:r>
+        <w:rPr>
+          <w:noProof/>
+        </w:rPr>
+        <w:tab/>
+      </w:r>
+      <w:r>
+        <w:rPr>
+          <w:noProof/>
+        </w:rPr>
+        <w:t xml:space="preserve"> </w:t>
+      </w:r>
+      <w:r>
+        <w:rPr>
+          <w:noProof/>
+        </w:rPr>
+        <w:tab/>
+      </w:r>
+      <w:r>
+        <w:rPr>
+          <w:noProof/>
+        </w:rPr>
         <w:sym w:font="Wingdings" w:char="F0E0"/>
       </w:r>
       <w:r>
-        <w:t xml:space="preserve"> Speichern des Pfades für die Datenbanksicherung</w:t>
-      </w:r>
-    </w:p>
-    <w:p>
-      <w:pPr>
-        <w:rPr>
-          <w:noProof/>
-        </w:rPr>
-      </w:pPr>
-      <w:r>
-        <w:t>Sprache wechseln</w:t>
-      </w:r>
-      <w:r>
-        <w:tab/>
-      </w:r>
-      <w:r>
+        <w:rPr>
+          <w:noProof/>
+        </w:rPr>
+        <w:t xml:space="preserve"> Neue</w:t>
+      </w:r>
+      <w:r>
+        <w:rPr>
+          <w:noProof/>
+        </w:rPr>
+        <w:t>n</w:t>
+      </w:r>
+      <w:r>
+        <w:rPr>
+          <w:noProof/>
+        </w:rPr>
+        <w:t xml:space="preserve"> </w:t>
+      </w:r>
+      <w:r>
+        <w:rPr>
+          <w:noProof/>
+        </w:rPr>
+        <w:t>Index</w:t>
+      </w:r>
+      <w:r>
+        <w:rPr>
+          <w:noProof/>
+        </w:rPr>
+        <w:t xml:space="preserve"> </w:t>
+      </w:r>
+      <w:r>
+        <w:rPr>
+          <w:noProof/>
+        </w:rPr>
+        <w:t xml:space="preserve">anlegen </w:t>
+      </w:r>
+    </w:p>
+    <w:p>
+      <w:pPr>
+        <w:spacing w:after="0"/>
+        <w:rPr>
+          <w:noProof/>
+        </w:rPr>
+      </w:pPr>
+      <w:r>
+        <w:rPr>
+          <w:noProof/>
+        </w:rPr>
+        <w:t>Index</w:t>
+      </w:r>
+      <w:r>
+        <w:rPr>
+          <w:noProof/>
+        </w:rPr>
+        <w:t xml:space="preserve"> </w:t>
+      </w:r>
+      <w:r>
+        <w:rPr>
+          <w:noProof/>
+        </w:rPr>
+        <w:t xml:space="preserve">speichern </w:t>
+      </w:r>
+      <w:r>
+        <w:rPr>
+          <w:noProof/>
+        </w:rPr>
+        <w:tab/>
+      </w:r>
+      <w:r>
+        <w:rPr>
+          <w:noProof/>
+        </w:rPr>
         <w:sym w:font="Wingdings" w:char="F0E0"/>
       </w:r>
       <w:r>
         <w:rPr>
           <w:noProof/>
         </w:rPr>
+        <w:t xml:space="preserve"> Änderungen am bestehende</w:t>
+      </w:r>
+      <w:r>
+        <w:rPr>
+          <w:noProof/>
+        </w:rPr>
+        <w:t>n</w:t>
+      </w:r>
+      <w:r>
+        <w:rPr>
+          <w:noProof/>
+        </w:rPr>
         <w:t xml:space="preserve"> </w:t>
       </w:r>
       <w:r>
         <w:rPr>
           <w:noProof/>
         </w:rPr>
-        <w:t>gewählte Sprache übernehmen</w:t>
-      </w:r>
-    </w:p>
+        <w:t>Index</w:t>
+      </w:r>
+      <w:r>
+        <w:rPr>
+          <w:noProof/>
+        </w:rPr>
+        <w:t xml:space="preserve"> </w:t>
+      </w:r>
+      <w:r>
+        <w:rPr>
+          <w:noProof/>
+        </w:rPr>
+        <w:t xml:space="preserve">speichern </w:t>
+      </w:r>
+    </w:p>
+    <w:p>
+      <w:pPr>
+        <w:spacing w:after="0"/>
+        <w:rPr>
+          <w:noProof/>
+        </w:rPr>
+      </w:pPr>
+      <w:r>
+        <w:rPr>
+          <w:noProof/>
+        </w:rPr>
+        <w:t>Abbrechen</w:t>
+      </w:r>
+      <w:r>
+        <w:rPr>
+          <w:noProof/>
+        </w:rPr>
+        <w:tab/>
+      </w:r>
+      <w:r>
+        <w:rPr>
+          <w:noProof/>
+        </w:rPr>
+        <w:tab/>
+      </w:r>
+      <w:r>
+        <w:rPr>
+          <w:noProof/>
+        </w:rPr>
+        <w:sym w:font="Wingdings" w:char="F0E0"/>
+      </w:r>
+      <w:r>
+        <w:rPr>
+          <w:noProof/>
+        </w:rPr>
+        <w:t xml:space="preserve"> aktuelle Änderungen zurücksetzen</w:t>
+      </w:r>
+    </w:p>
+    <w:p>
+      <w:pPr>
+        <w:spacing w:after="0"/>
+        <w:rPr>
+          <w:noProof/>
+        </w:rPr>
+      </w:pPr>
+      <w:r>
+        <w:rPr>
+          <w:noProof/>
+        </w:rPr>
+        <w:t>Index</w:t>
+      </w:r>
+      <w:r>
+        <w:rPr>
+          <w:noProof/>
+        </w:rPr>
+        <w:t xml:space="preserve"> </w:t>
+      </w:r>
+      <w:r>
+        <w:rPr>
+          <w:noProof/>
+        </w:rPr>
+        <w:t xml:space="preserve">löschen </w:t>
+      </w:r>
+      <w:r>
+        <w:rPr>
+          <w:noProof/>
+        </w:rPr>
+        <w:tab/>
+      </w:r>
+      <w:r>
+        <w:rPr>
+          <w:noProof/>
+        </w:rPr>
+        <w:tab/>
+      </w:r>
+      <w:r>
+        <w:rPr>
+          <w:noProof/>
+        </w:rPr>
+        <w:sym w:font="Wingdings" w:char="F0E0"/>
+      </w:r>
+      <w:r>
+        <w:rPr>
+          <w:noProof/>
+        </w:rPr>
+        <w:t xml:space="preserve"> ausgewählte</w:t>
+      </w:r>
+      <w:r>
+        <w:rPr>
+          <w:noProof/>
+        </w:rPr>
+        <w:t>n</w:t>
+      </w:r>
+      <w:r>
+        <w:rPr>
+          <w:noProof/>
+        </w:rPr>
+        <w:t xml:space="preserve"> </w:t>
+      </w:r>
+      <w:r>
+        <w:rPr>
+          <w:noProof/>
+        </w:rPr>
+        <w:t>Index</w:t>
+      </w:r>
+      <w:r>
+        <w:rPr>
+          <w:noProof/>
+        </w:rPr>
+        <w:t xml:space="preserve"> </w:t>
+      </w:r>
+      <w:r>
+        <w:rPr>
+          <w:noProof/>
+        </w:rPr>
+        <w:t>löschen</w:t>
+      </w:r>
+    </w:p>
+    <w:p/>
     <w:p>
       <w:pPr>
         <w:rPr>
           <w:rFonts w:asciiTheme="majorHAnsi" w:eastAsiaTheme="majorEastAsia" w:hAnsiTheme="majorHAnsi" w:cstheme="majorBidi"/>
-          <w:color w:val="2F5496" w:themeColor="accent1" w:themeShade="BF"/>
-          <w:sz w:val="26"/>
-          <w:szCs w:val="26"/>
+          <w:color w:val="1F3763" w:themeColor="accent1" w:themeShade="7F"/>
+          <w:sz w:val="24"/>
+          <w:szCs w:val="24"/>
         </w:rPr>
       </w:pPr>
       <w:r>
@@ -4612,36 +5808,38 @@
     </w:p>
     <w:p>
       <w:pPr>
-        <w:pStyle w:val="berschrift2"/>
-      </w:pPr>
-      <w:bookmarkStart w:id="11" w:name="_Toc152088826"/>
+        <w:pStyle w:val="berschrift3"/>
+      </w:pPr>
+      <w:bookmarkStart w:id="13" w:name="_Toc172125437"/>
       <w:r>
         <w:lastRenderedPageBreak/>
-        <w:t>6</w:t>
-      </w:r>
-      <w:r>
-        <w:t>. Abmelden</w:t>
-      </w:r>
-      <w:bookmarkEnd w:id="11"/>
-    </w:p>
-    <w:p>
-      <w:r>
-        <w:t>Unter Abmelden kann der User zur Laufzeit gewechselt werden.</w:t>
-      </w:r>
-    </w:p>
-    <w:p>
-      <w:pPr>
-        <w:jc w:val="center"/>
-      </w:pPr>
+        <w:t>Zuweisung</w:t>
+      </w:r>
+      <w:bookmarkEnd w:id="13"/>
+    </w:p>
+    <w:p>
+      <w:r>
+        <w:t xml:space="preserve">Im Karteireiter Zuweisung können Unterkategorien zu Hauptkategorien zugewiesen werden. </w:t>
+      </w:r>
+      <w:proofErr w:type="spellStart"/>
+      <w:r>
+        <w:t>Indizies</w:t>
+      </w:r>
+      <w:proofErr w:type="spellEnd"/>
+      <w:r>
+        <w:t xml:space="preserve"> können nur Unterkategorien zugewiesen werden.</w:t>
+      </w:r>
+    </w:p>
+    <w:p>
       <w:r>
         <w:rPr>
           <w:noProof/>
         </w:rPr>
         <w:drawing>
-          <wp:inline distT="0" distB="0" distL="0" distR="0" wp14:anchorId="1C139DC9" wp14:editId="3798E5D6">
-            <wp:extent cx="3152775" cy="4495800"/>
-            <wp:effectExtent l="0" t="0" r="9525" b="0"/>
-            <wp:docPr id="807384566" name="Grafik 1"/>
+          <wp:inline distT="0" distB="0" distL="0" distR="0" wp14:anchorId="2C770F87" wp14:editId="6F111912">
+            <wp:extent cx="6021705" cy="3891915"/>
+            <wp:effectExtent l="0" t="0" r="0" b="0"/>
+            <wp:docPr id="432515938" name="Grafik 35"/>
             <wp:cNvGraphicFramePr>
               <a:graphicFrameLocks xmlns:a="http://schemas.openxmlformats.org/drawingml/2006/main" noChangeAspect="1"/>
             </wp:cNvGraphicFramePr>
@@ -4649,11 +5847,807 @@
               <a:graphicData uri="http://schemas.openxmlformats.org/drawingml/2006/picture">
                 <pic:pic xmlns:pic="http://schemas.openxmlformats.org/drawingml/2006/picture">
                   <pic:nvPicPr>
-                    <pic:cNvPr id="807384566" name=""/>
+                    <pic:cNvPr id="0" name="Picture 30"/>
+                    <pic:cNvPicPr>
+                      <a:picLocks noChangeAspect="1" noChangeArrowheads="1"/>
+                    </pic:cNvPicPr>
+                  </pic:nvPicPr>
+                  <pic:blipFill>
+                    <a:blip r:embed="rId17">
+                      <a:extLst>
+                        <a:ext uri="{28A0092B-C50C-407E-A947-70E740481C1C}">
+                          <a14:useLocalDpi xmlns:a14="http://schemas.microsoft.com/office/drawing/2010/main" val="0"/>
+                        </a:ext>
+                      </a:extLst>
+                    </a:blip>
+                    <a:srcRect/>
+                    <a:stretch>
+                      <a:fillRect/>
+                    </a:stretch>
+                  </pic:blipFill>
+                  <pic:spPr bwMode="auto">
+                    <a:xfrm>
+                      <a:off x="0" y="0"/>
+                      <a:ext cx="6021705" cy="3891915"/>
+                    </a:xfrm>
+                    <a:prstGeom prst="rect">
+                      <a:avLst/>
+                    </a:prstGeom>
+                    <a:noFill/>
+                    <a:ln>
+                      <a:noFill/>
+                    </a:ln>
+                  </pic:spPr>
+                </pic:pic>
+              </a:graphicData>
+            </a:graphic>
+          </wp:inline>
+        </w:drawing>
+      </w:r>
+    </w:p>
+    <w:p/>
+    <w:p/>
+    <w:p>
+      <w:pPr>
+        <w:rPr>
+          <w:rFonts w:asciiTheme="majorHAnsi" w:eastAsiaTheme="majorEastAsia" w:hAnsiTheme="majorHAnsi" w:cstheme="majorBidi"/>
+          <w:color w:val="2F5496" w:themeColor="accent1" w:themeShade="BF"/>
+          <w:sz w:val="26"/>
+          <w:szCs w:val="26"/>
+        </w:rPr>
+      </w:pPr>
+      <w:r>
+        <w:br w:type="page"/>
+      </w:r>
+    </w:p>
+    <w:p>
+      <w:pPr>
+        <w:pStyle w:val="berschrift2"/>
+      </w:pPr>
+      <w:bookmarkStart w:id="14" w:name="_Toc172125438"/>
+      <w:r>
+        <w:lastRenderedPageBreak/>
+        <w:t>3. Design</w:t>
+      </w:r>
+      <w:bookmarkEnd w:id="14"/>
+    </w:p>
+    <w:p>
+      <w:r>
+        <w:t>Im Modul Konfiguration kann das Design sowie auch der Fensterstil geändert werden. Designs werden sofort übernommen. Styles benötigen einen Neustart der Applikation.</w:t>
+      </w:r>
+    </w:p>
+    <w:p>
+      <w:r>
+        <w:rPr>
+          <w:noProof/>
+        </w:rPr>
+        <w:drawing>
+          <wp:inline distT="0" distB="0" distL="0" distR="0" wp14:anchorId="03805C40" wp14:editId="4FD53E73">
+            <wp:extent cx="6031230" cy="3198495"/>
+            <wp:effectExtent l="0" t="0" r="7620" b="1905"/>
+            <wp:docPr id="552000149" name="Grafik 21"/>
+            <wp:cNvGraphicFramePr>
+              <a:graphicFrameLocks xmlns:a="http://schemas.openxmlformats.org/drawingml/2006/main" noChangeAspect="1"/>
+            </wp:cNvGraphicFramePr>
+            <a:graphic xmlns:a="http://schemas.openxmlformats.org/drawingml/2006/main">
+              <a:graphicData uri="http://schemas.openxmlformats.org/drawingml/2006/picture">
+                <pic:pic xmlns:pic="http://schemas.openxmlformats.org/drawingml/2006/picture">
+                  <pic:nvPicPr>
+                    <pic:cNvPr id="0" name="Picture 16"/>
+                    <pic:cNvPicPr>
+                      <a:picLocks noChangeAspect="1" noChangeArrowheads="1"/>
+                    </pic:cNvPicPr>
+                  </pic:nvPicPr>
+                  <pic:blipFill>
+                    <a:blip r:embed="rId18">
+                      <a:extLst>
+                        <a:ext uri="{28A0092B-C50C-407E-A947-70E740481C1C}">
+                          <a14:useLocalDpi xmlns:a14="http://schemas.microsoft.com/office/drawing/2010/main" val="0"/>
+                        </a:ext>
+                      </a:extLst>
+                    </a:blip>
+                    <a:srcRect/>
+                    <a:stretch>
+                      <a:fillRect/>
+                    </a:stretch>
+                  </pic:blipFill>
+                  <pic:spPr bwMode="auto">
+                    <a:xfrm>
+                      <a:off x="0" y="0"/>
+                      <a:ext cx="6031230" cy="3198495"/>
+                    </a:xfrm>
+                    <a:prstGeom prst="rect">
+                      <a:avLst/>
+                    </a:prstGeom>
+                    <a:noFill/>
+                    <a:ln>
+                      <a:noFill/>
+                    </a:ln>
+                  </pic:spPr>
+                </pic:pic>
+              </a:graphicData>
+            </a:graphic>
+          </wp:inline>
+        </w:drawing>
+      </w:r>
+    </w:p>
+    <w:p>
+      <w:pPr>
+        <w:spacing w:after="0"/>
+      </w:pPr>
+      <w:r>
+        <w:t>Speichern</w:t>
+      </w:r>
+      <w:r>
+        <w:tab/>
+      </w:r>
+      <w:r>
+        <w:tab/>
+      </w:r>
+      <w:r>
+        <w:sym w:font="Wingdings" w:char="F0E0"/>
+      </w:r>
+      <w:r>
+        <w:t xml:space="preserve"> Speichern des Designs und Style</w:t>
+      </w:r>
+    </w:p>
+    <w:p>
+      <w:pPr>
+        <w:spacing w:after="0"/>
+      </w:pPr>
+      <w:r>
+        <w:t>Design</w:t>
+      </w:r>
+      <w:r>
+        <w:tab/>
+      </w:r>
+      <w:r>
+        <w:tab/>
+      </w:r>
+      <w:r>
+        <w:tab/>
+      </w:r>
+      <w:r>
+        <w:sym w:font="Wingdings" w:char="F0E0"/>
+      </w:r>
+      <w:r>
+        <w:rPr>
+          <w:noProof/>
+        </w:rPr>
+        <w:t xml:space="preserve"> </w:t>
+      </w:r>
+      <w:r>
+        <w:rPr>
+          <w:noProof/>
+        </w:rPr>
+        <w:t>Auswahl des Designs (Labels, Eingabefelder, Grids etc.)</w:t>
+      </w:r>
+    </w:p>
+    <w:p>
+      <w:pPr>
+        <w:rPr>
+          <w:rFonts w:asciiTheme="majorHAnsi" w:eastAsiaTheme="majorEastAsia" w:hAnsiTheme="majorHAnsi" w:cstheme="majorBidi"/>
+          <w:color w:val="2F5496" w:themeColor="accent1" w:themeShade="BF"/>
+          <w:sz w:val="26"/>
+          <w:szCs w:val="26"/>
+        </w:rPr>
+      </w:pPr>
+      <w:r>
+        <w:t>Style</w:t>
+      </w:r>
+      <w:r>
+        <w:tab/>
+      </w:r>
+      <w:r>
+        <w:tab/>
+      </w:r>
+      <w:r>
+        <w:tab/>
+      </w:r>
+      <w:r>
+        <w:sym w:font="Wingdings" w:char="F0E0"/>
+      </w:r>
+      <w:r>
+        <w:t xml:space="preserve"> </w:t>
+      </w:r>
+      <w:r>
+        <w:rPr>
+          <w:noProof/>
+        </w:rPr>
+        <w:t>Auswahl des Stils (Formular</w:t>
+      </w:r>
+      <w:r>
+        <w:rPr>
+          <w:noProof/>
+        </w:rPr>
+        <w:t>)</w:t>
+      </w:r>
+    </w:p>
+    <w:p>
+      <w:pPr>
+        <w:rPr>
+          <w:rFonts w:asciiTheme="majorHAnsi" w:eastAsiaTheme="majorEastAsia" w:hAnsiTheme="majorHAnsi" w:cstheme="majorBidi"/>
+          <w:color w:val="2F5496" w:themeColor="accent1" w:themeShade="BF"/>
+          <w:sz w:val="26"/>
+          <w:szCs w:val="26"/>
+        </w:rPr>
+      </w:pPr>
+      <w:bookmarkStart w:id="15" w:name="_Toc172125439"/>
+      <w:r>
+        <w:br w:type="page"/>
+      </w:r>
+    </w:p>
+    <w:p>
+      <w:pPr>
+        <w:pStyle w:val="berschrift2"/>
+      </w:pPr>
+      <w:r>
+        <w:lastRenderedPageBreak/>
+        <w:t>4</w:t>
+      </w:r>
+      <w:r>
+        <w:t xml:space="preserve">. </w:t>
+      </w:r>
+      <w:r>
+        <w:t>Archiv</w:t>
+      </w:r>
+      <w:bookmarkEnd w:id="15"/>
+    </w:p>
+    <w:p>
+      <w:r>
+        <w:t>Im Modul Archiv können Dateien archiviert und indiziert werden.</w:t>
+      </w:r>
+    </w:p>
+    <w:p>
+      <w:r>
+        <w:rPr>
+          <w:noProof/>
+        </w:rPr>
+        <w:drawing>
+          <wp:inline distT="0" distB="0" distL="0" distR="0" wp14:anchorId="388DEEF2" wp14:editId="45320048">
+            <wp:extent cx="6030595" cy="1589405"/>
+            <wp:effectExtent l="0" t="0" r="8255" b="0"/>
+            <wp:docPr id="691940939" name="Grafik 8"/>
+            <wp:cNvGraphicFramePr>
+              <a:graphicFrameLocks xmlns:a="http://schemas.openxmlformats.org/drawingml/2006/main" noChangeAspect="1"/>
+            </wp:cNvGraphicFramePr>
+            <a:graphic xmlns:a="http://schemas.openxmlformats.org/drawingml/2006/main">
+              <a:graphicData uri="http://schemas.openxmlformats.org/drawingml/2006/picture">
+                <pic:pic xmlns:pic="http://schemas.openxmlformats.org/drawingml/2006/picture">
+                  <pic:nvPicPr>
+                    <pic:cNvPr id="0" name="Picture 1"/>
+                    <pic:cNvPicPr>
+                      <a:picLocks noChangeAspect="1" noChangeArrowheads="1"/>
+                    </pic:cNvPicPr>
+                  </pic:nvPicPr>
+                  <pic:blipFill>
+                    <a:blip r:embed="rId19" cstate="print">
+                      <a:extLst>
+                        <a:ext uri="{28A0092B-C50C-407E-A947-70E740481C1C}">
+                          <a14:useLocalDpi xmlns:a14="http://schemas.microsoft.com/office/drawing/2010/main" val="0"/>
+                        </a:ext>
+                      </a:extLst>
+                    </a:blip>
+                    <a:srcRect/>
+                    <a:stretch>
+                      <a:fillRect/>
+                    </a:stretch>
+                  </pic:blipFill>
+                  <pic:spPr bwMode="auto">
+                    <a:xfrm>
+                      <a:off x="0" y="0"/>
+                      <a:ext cx="6030595" cy="1589405"/>
+                    </a:xfrm>
+                    <a:prstGeom prst="rect">
+                      <a:avLst/>
+                    </a:prstGeom>
+                    <a:noFill/>
+                    <a:ln>
+                      <a:noFill/>
+                    </a:ln>
+                  </pic:spPr>
+                </pic:pic>
+              </a:graphicData>
+            </a:graphic>
+          </wp:inline>
+        </w:drawing>
+      </w:r>
+    </w:p>
+    <w:p>
+      <w:pPr>
+        <w:spacing w:after="0"/>
+      </w:pPr>
+      <w:r>
+        <w:t>Dokument anlegen</w:t>
+      </w:r>
+      <w:r>
+        <w:tab/>
+      </w:r>
+      <w:r>
+        <w:tab/>
+      </w:r>
+      <w:r>
+        <w:sym w:font="Wingdings" w:char="F0E0"/>
+      </w:r>
+      <w:r>
+        <w:t xml:space="preserve"> </w:t>
+      </w:r>
+      <w:r>
+        <w:t xml:space="preserve">Es wird ein neues Dokument archiviert </w:t>
+      </w:r>
+    </w:p>
+    <w:p>
+      <w:pPr>
+        <w:spacing w:after="0"/>
+      </w:pPr>
+      <w:r>
+        <w:t>Dokument neu indizieren</w:t>
+      </w:r>
+      <w:r>
+        <w:tab/>
+      </w:r>
+      <w:r>
+        <w:sym w:font="Wingdings" w:char="F0E0"/>
+      </w:r>
+      <w:r>
+        <w:rPr>
+          <w:noProof/>
+        </w:rPr>
+        <w:t xml:space="preserve"> </w:t>
+      </w:r>
+      <w:r>
+        <w:rPr>
+          <w:noProof/>
+        </w:rPr>
+        <w:t>Bestehendes Dokument wird indiziert</w:t>
+      </w:r>
+    </w:p>
+    <w:p>
+      <w:pPr>
+        <w:rPr>
+          <w:rFonts w:asciiTheme="majorHAnsi" w:eastAsiaTheme="majorEastAsia" w:hAnsiTheme="majorHAnsi" w:cstheme="majorBidi"/>
+          <w:color w:val="2F5496" w:themeColor="accent1" w:themeShade="BF"/>
+          <w:sz w:val="26"/>
+          <w:szCs w:val="26"/>
+        </w:rPr>
+      </w:pPr>
+      <w:r>
+        <w:t>Dokument löschen</w:t>
+      </w:r>
+      <w:r>
+        <w:tab/>
+      </w:r>
+      <w:r>
+        <w:tab/>
+      </w:r>
+      <w:r>
+        <w:sym w:font="Wingdings" w:char="F0E0"/>
+      </w:r>
+      <w:r>
+        <w:t xml:space="preserve"> </w:t>
+      </w:r>
+      <w:r>
+        <w:rPr>
+          <w:noProof/>
+        </w:rPr>
+        <w:t>Auswahl des Stils (Formular)</w:t>
+      </w:r>
+    </w:p>
+    <w:p/>
+    <w:p/>
+    <w:p>
+      <w:pPr>
+        <w:rPr>
+          <w:rFonts w:asciiTheme="majorHAnsi" w:eastAsiaTheme="majorEastAsia" w:hAnsiTheme="majorHAnsi" w:cstheme="majorBidi"/>
+          <w:color w:val="2F5496" w:themeColor="accent1" w:themeShade="BF"/>
+          <w:sz w:val="26"/>
+          <w:szCs w:val="26"/>
+        </w:rPr>
+      </w:pPr>
+      <w:r>
+        <w:rPr>
+          <w:noProof/>
+        </w:rPr>
+        <w:drawing>
+          <wp:inline distT="0" distB="0" distL="0" distR="0" wp14:anchorId="2B355514" wp14:editId="283A6D9C">
+            <wp:extent cx="6031230" cy="4457700"/>
+            <wp:effectExtent l="0" t="0" r="7620" b="0"/>
+            <wp:docPr id="2077511102" name="Grafik 1" descr="Ein Bild, das Screenshot, Text, Software, Multimedia-Software enthält.&#10;&#10;Automatisch generierte Beschreibung"/>
+            <wp:cNvGraphicFramePr>
+              <a:graphicFrameLocks xmlns:a="http://schemas.openxmlformats.org/drawingml/2006/main" noChangeAspect="1"/>
+            </wp:cNvGraphicFramePr>
+            <a:graphic xmlns:a="http://schemas.openxmlformats.org/drawingml/2006/main">
+              <a:graphicData uri="http://schemas.openxmlformats.org/drawingml/2006/picture">
+                <pic:pic xmlns:pic="http://schemas.openxmlformats.org/drawingml/2006/picture">
+                  <pic:nvPicPr>
+                    <pic:cNvPr id="2077511102" name="Grafik 1" descr="Ein Bild, das Screenshot, Text, Software, Multimedia-Software enthält.&#10;&#10;Automatisch generierte Beschreibung"/>
                     <pic:cNvPicPr/>
                   </pic:nvPicPr>
                   <pic:blipFill>
-                    <a:blip r:embed="rId17"/>
+                    <a:blip r:embed="rId20"/>
+                    <a:stretch>
+                      <a:fillRect/>
+                    </a:stretch>
+                  </pic:blipFill>
+                  <pic:spPr>
+                    <a:xfrm>
+                      <a:off x="0" y="0"/>
+                      <a:ext cx="6031230" cy="4457700"/>
+                    </a:xfrm>
+                    <a:prstGeom prst="rect">
+                      <a:avLst/>
+                    </a:prstGeom>
+                  </pic:spPr>
+                </pic:pic>
+              </a:graphicData>
+            </a:graphic>
+          </wp:inline>
+        </w:drawing>
+      </w:r>
+      <w:r>
+        <w:br w:type="page"/>
+      </w:r>
+    </w:p>
+    <w:p>
+      <w:pPr>
+        <w:pStyle w:val="berschrift2"/>
+      </w:pPr>
+      <w:bookmarkStart w:id="16" w:name="_Toc172125440"/>
+      <w:r>
+        <w:lastRenderedPageBreak/>
+        <w:t>5</w:t>
+      </w:r>
+      <w:r>
+        <w:t>. Systeminfo</w:t>
+      </w:r>
+      <w:bookmarkEnd w:id="16"/>
+    </w:p>
+    <w:p>
+      <w:r>
+        <w:t>Im Modul Systeminfo werden die leistungsspezifischen Daten des Computers angezeigt. Sowie auch die Auslastung von Arbeitsspeicher und Prozessor.</w:t>
+      </w:r>
+    </w:p>
+    <w:p>
+      <w:pPr>
+        <w:jc w:val="both"/>
+      </w:pPr>
+      <w:r>
+        <w:rPr>
+          <w:noProof/>
+        </w:rPr>
+        <w:drawing>
+          <wp:inline distT="0" distB="0" distL="0" distR="0" wp14:anchorId="02AE150F" wp14:editId="143480C9">
+            <wp:extent cx="6022800" cy="2584800"/>
+            <wp:effectExtent l="0" t="0" r="0" b="6350"/>
+            <wp:docPr id="1108181924" name="Grafik 24"/>
+            <wp:cNvGraphicFramePr>
+              <a:graphicFrameLocks xmlns:a="http://schemas.openxmlformats.org/drawingml/2006/main" noChangeAspect="1"/>
+            </wp:cNvGraphicFramePr>
+            <a:graphic xmlns:a="http://schemas.openxmlformats.org/drawingml/2006/main">
+              <a:graphicData uri="http://schemas.openxmlformats.org/drawingml/2006/picture">
+                <pic:pic xmlns:pic="http://schemas.openxmlformats.org/drawingml/2006/picture">
+                  <pic:nvPicPr>
+                    <pic:cNvPr id="0" name="Picture 19"/>
+                    <pic:cNvPicPr>
+                      <a:picLocks noChangeAspect="1" noChangeArrowheads="1"/>
+                    </pic:cNvPicPr>
+                  </pic:nvPicPr>
+                  <pic:blipFill>
+                    <a:blip r:embed="rId21">
+                      <a:extLst>
+                        <a:ext uri="{28A0092B-C50C-407E-A947-70E740481C1C}">
+                          <a14:useLocalDpi xmlns:a14="http://schemas.microsoft.com/office/drawing/2010/main" val="0"/>
+                        </a:ext>
+                      </a:extLst>
+                    </a:blip>
+                    <a:srcRect/>
+                    <a:stretch>
+                      <a:fillRect/>
+                    </a:stretch>
+                  </pic:blipFill>
+                  <pic:spPr bwMode="auto">
+                    <a:xfrm>
+                      <a:off x="0" y="0"/>
+                      <a:ext cx="6022800" cy="2584800"/>
+                    </a:xfrm>
+                    <a:prstGeom prst="rect">
+                      <a:avLst/>
+                    </a:prstGeom>
+                    <a:noFill/>
+                    <a:ln>
+                      <a:noFill/>
+                    </a:ln>
+                  </pic:spPr>
+                </pic:pic>
+              </a:graphicData>
+            </a:graphic>
+          </wp:inline>
+        </w:drawing>
+      </w:r>
+    </w:p>
+    <w:p>
+      <w:pPr>
+        <w:rPr>
+          <w:rFonts w:asciiTheme="majorHAnsi" w:eastAsiaTheme="majorEastAsia" w:hAnsiTheme="majorHAnsi" w:cstheme="majorBidi"/>
+          <w:color w:val="2F5496" w:themeColor="accent1" w:themeShade="BF"/>
+          <w:sz w:val="26"/>
+          <w:szCs w:val="26"/>
+        </w:rPr>
+      </w:pPr>
+      <w:r>
+        <w:br w:type="page"/>
+      </w:r>
+    </w:p>
+    <w:p>
+      <w:pPr>
+        <w:pStyle w:val="berschrift2"/>
+      </w:pPr>
+      <w:bookmarkStart w:id="17" w:name="_Toc172125441"/>
+      <w:r>
+        <w:lastRenderedPageBreak/>
+        <w:t>6</w:t>
+      </w:r>
+      <w:r>
+        <w:t xml:space="preserve">. </w:t>
+      </w:r>
+      <w:r>
+        <w:t>Info</w:t>
+      </w:r>
+      <w:bookmarkEnd w:id="17"/>
+    </w:p>
+    <w:p>
+      <w:r>
+        <w:t xml:space="preserve">Im Modul </w:t>
+      </w:r>
+      <w:r>
+        <w:t>Info</w:t>
+      </w:r>
+      <w:r>
+        <w:t xml:space="preserve"> werden die Versions- und Lizenzinformationen angezeigt. Hier können auch neue Lizenzen eingetragen werden.</w:t>
+      </w:r>
+    </w:p>
+    <w:p>
+      <w:r>
+        <w:rPr>
+          <w:noProof/>
+        </w:rPr>
+        <w:drawing>
+          <wp:inline distT="0" distB="0" distL="0" distR="0" wp14:anchorId="311353E9" wp14:editId="05C653CE">
+            <wp:extent cx="6022800" cy="1821600"/>
+            <wp:effectExtent l="0" t="0" r="0" b="7620"/>
+            <wp:docPr id="943470945" name="Grafik 37"/>
+            <wp:cNvGraphicFramePr>
+              <a:graphicFrameLocks xmlns:a="http://schemas.openxmlformats.org/drawingml/2006/main" noChangeAspect="1"/>
+            </wp:cNvGraphicFramePr>
+            <a:graphic xmlns:a="http://schemas.openxmlformats.org/drawingml/2006/main">
+              <a:graphicData uri="http://schemas.openxmlformats.org/drawingml/2006/picture">
+                <pic:pic xmlns:pic="http://schemas.openxmlformats.org/drawingml/2006/picture">
+                  <pic:nvPicPr>
+                    <pic:cNvPr id="0" name="Picture 32"/>
+                    <pic:cNvPicPr>
+                      <a:picLocks noChangeAspect="1" noChangeArrowheads="1"/>
+                    </pic:cNvPicPr>
+                  </pic:nvPicPr>
+                  <pic:blipFill>
+                    <a:blip r:embed="rId22">
+                      <a:extLst>
+                        <a:ext uri="{28A0092B-C50C-407E-A947-70E740481C1C}">
+                          <a14:useLocalDpi xmlns:a14="http://schemas.microsoft.com/office/drawing/2010/main" val="0"/>
+                        </a:ext>
+                      </a:extLst>
+                    </a:blip>
+                    <a:srcRect/>
+                    <a:stretch>
+                      <a:fillRect/>
+                    </a:stretch>
+                  </pic:blipFill>
+                  <pic:spPr bwMode="auto">
+                    <a:xfrm>
+                      <a:off x="0" y="0"/>
+                      <a:ext cx="6022800" cy="1821600"/>
+                    </a:xfrm>
+                    <a:prstGeom prst="rect">
+                      <a:avLst/>
+                    </a:prstGeom>
+                    <a:noFill/>
+                    <a:ln>
+                      <a:noFill/>
+                    </a:ln>
+                  </pic:spPr>
+                </pic:pic>
+              </a:graphicData>
+            </a:graphic>
+          </wp:inline>
+        </w:drawing>
+      </w:r>
+    </w:p>
+    <w:p>
+      <w:pPr>
+        <w:pStyle w:val="berschrift2"/>
+      </w:pPr>
+      <w:bookmarkStart w:id="18" w:name="_Toc172125442"/>
+      <w:r>
+        <w:t>7</w:t>
+      </w:r>
+      <w:r>
+        <w:t xml:space="preserve">. </w:t>
+      </w:r>
+      <w:r>
+        <w:t>Sprache wechseln</w:t>
+      </w:r>
+      <w:bookmarkEnd w:id="18"/>
+    </w:p>
+    <w:p>
+      <w:r>
+        <w:t>Im Modul Sprache wechseln kann die Sprache geändert werden.</w:t>
+      </w:r>
+    </w:p>
+    <w:p>
+      <w:pPr>
+        <w:jc w:val="center"/>
+      </w:pPr>
+      <w:r>
+        <w:rPr>
+          <w:noProof/>
+        </w:rPr>
+        <w:drawing>
+          <wp:inline distT="0" distB="0" distL="0" distR="0" wp14:anchorId="304A4574" wp14:editId="1D411F84">
+            <wp:extent cx="6022800" cy="1170000"/>
+            <wp:effectExtent l="0" t="0" r="0" b="0"/>
+            <wp:docPr id="1084084268" name="Grafik 39"/>
+            <wp:cNvGraphicFramePr>
+              <a:graphicFrameLocks xmlns:a="http://schemas.openxmlformats.org/drawingml/2006/main" noChangeAspect="1"/>
+            </wp:cNvGraphicFramePr>
+            <a:graphic xmlns:a="http://schemas.openxmlformats.org/drawingml/2006/main">
+              <a:graphicData uri="http://schemas.openxmlformats.org/drawingml/2006/picture">
+                <pic:pic xmlns:pic="http://schemas.openxmlformats.org/drawingml/2006/picture">
+                  <pic:nvPicPr>
+                    <pic:cNvPr id="0" name="Picture 34"/>
+                    <pic:cNvPicPr>
+                      <a:picLocks noChangeAspect="1" noChangeArrowheads="1"/>
+                    </pic:cNvPicPr>
+                  </pic:nvPicPr>
+                  <pic:blipFill>
+                    <a:blip r:embed="rId23">
+                      <a:extLst>
+                        <a:ext uri="{28A0092B-C50C-407E-A947-70E740481C1C}">
+                          <a14:useLocalDpi xmlns:a14="http://schemas.microsoft.com/office/drawing/2010/main" val="0"/>
+                        </a:ext>
+                      </a:extLst>
+                    </a:blip>
+                    <a:srcRect/>
+                    <a:stretch>
+                      <a:fillRect/>
+                    </a:stretch>
+                  </pic:blipFill>
+                  <pic:spPr bwMode="auto">
+                    <a:xfrm>
+                      <a:off x="0" y="0"/>
+                      <a:ext cx="6022800" cy="1170000"/>
+                    </a:xfrm>
+                    <a:prstGeom prst="rect">
+                      <a:avLst/>
+                    </a:prstGeom>
+                    <a:noFill/>
+                    <a:ln>
+                      <a:noFill/>
+                    </a:ln>
+                  </pic:spPr>
+                </pic:pic>
+              </a:graphicData>
+            </a:graphic>
+          </wp:inline>
+        </w:drawing>
+      </w:r>
+    </w:p>
+    <w:p>
+      <w:pPr>
+        <w:spacing w:after="0"/>
+        <w:rPr>
+          <w:noProof/>
+        </w:rPr>
+      </w:pPr>
+      <w:r>
+        <w:t>Sprachen</w:t>
+      </w:r>
+      <w:r>
+        <w:tab/>
+      </w:r>
+      <w:r>
+        <w:tab/>
+      </w:r>
+      <w:r>
+        <w:sym w:font="Wingdings" w:char="F0E0"/>
+      </w:r>
+      <w:r>
+        <w:t xml:space="preserve"> Speichern des Pfades für die Datenbanksicherung</w:t>
+      </w:r>
+    </w:p>
+    <w:p>
+      <w:pPr>
+        <w:rPr>
+          <w:noProof/>
+        </w:rPr>
+      </w:pPr>
+      <w:r>
+        <w:t>Sprache wechseln</w:t>
+      </w:r>
+      <w:r>
+        <w:tab/>
+      </w:r>
+      <w:r>
+        <w:sym w:font="Wingdings" w:char="F0E0"/>
+      </w:r>
+      <w:r>
+        <w:rPr>
+          <w:noProof/>
+        </w:rPr>
+        <w:t xml:space="preserve"> </w:t>
+      </w:r>
+      <w:r>
+        <w:rPr>
+          <w:noProof/>
+        </w:rPr>
+        <w:t>gewählte Sprache übernehmen</w:t>
+      </w:r>
+    </w:p>
+    <w:p>
+      <w:pPr>
+        <w:rPr>
+          <w:rFonts w:asciiTheme="majorHAnsi" w:eastAsiaTheme="majorEastAsia" w:hAnsiTheme="majorHAnsi" w:cstheme="majorBidi"/>
+          <w:color w:val="2F5496" w:themeColor="accent1" w:themeShade="BF"/>
+          <w:sz w:val="26"/>
+          <w:szCs w:val="26"/>
+        </w:rPr>
+      </w:pPr>
+      <w:r>
+        <w:br w:type="page"/>
+      </w:r>
+    </w:p>
+    <w:p>
+      <w:pPr>
+        <w:pStyle w:val="berschrift2"/>
+      </w:pPr>
+      <w:bookmarkStart w:id="19" w:name="_Toc172125443"/>
+      <w:r>
+        <w:lastRenderedPageBreak/>
+        <w:t>8</w:t>
+      </w:r>
+      <w:r>
+        <w:t>. Abmelden</w:t>
+      </w:r>
+      <w:bookmarkEnd w:id="19"/>
+    </w:p>
+    <w:p>
+      <w:r>
+        <w:t>Unter Abmelden kann der User zur Laufzeit gewechselt werden.</w:t>
+      </w:r>
+    </w:p>
+    <w:p>
+      <w:pPr>
+        <w:jc w:val="center"/>
+      </w:pPr>
+      <w:r>
+        <w:rPr>
+          <w:noProof/>
+        </w:rPr>
+        <w:drawing>
+          <wp:inline distT="0" distB="0" distL="0" distR="0" wp14:anchorId="488005EE" wp14:editId="516919BF">
+            <wp:extent cx="3152775" cy="4495800"/>
+            <wp:effectExtent l="0" t="0" r="9525" b="0"/>
+            <wp:docPr id="1475713602" name="Grafik 1" descr="Ein Bild, das Elektronik, Text, Computer, computer enthält.&#10;&#10;Automatisch generierte Beschreibung"/>
+            <wp:cNvGraphicFramePr>
+              <a:graphicFrameLocks xmlns:a="http://schemas.openxmlformats.org/drawingml/2006/main" noChangeAspect="1"/>
+            </wp:cNvGraphicFramePr>
+            <a:graphic xmlns:a="http://schemas.openxmlformats.org/drawingml/2006/main">
+              <a:graphicData uri="http://schemas.openxmlformats.org/drawingml/2006/picture">
+                <pic:pic xmlns:pic="http://schemas.openxmlformats.org/drawingml/2006/picture">
+                  <pic:nvPicPr>
+                    <pic:cNvPr id="1475713602" name="Grafik 1" descr="Ein Bild, das Elektronik, Text, Computer, computer enthält.&#10;&#10;Automatisch generierte Beschreibung"/>
+                    <pic:cNvPicPr/>
+                  </pic:nvPicPr>
+                  <pic:blipFill>
+                    <a:blip r:embed="rId24"/>
                     <a:stretch>
                       <a:fillRect/>
                     </a:stretch>
@@ -4683,14 +6677,14 @@
       <w:pPr>
         <w:pStyle w:val="berschrift2"/>
       </w:pPr>
-      <w:bookmarkStart w:id="12" w:name="_Toc152088827"/>
-      <w:r>
-        <w:t>7</w:t>
+      <w:bookmarkStart w:id="20" w:name="_Toc172125444"/>
+      <w:r>
+        <w:t>9</w:t>
       </w:r>
       <w:r>
         <w:t>. Beenden</w:t>
       </w:r>
-      <w:bookmarkEnd w:id="12"/>
+      <w:bookmarkEnd w:id="20"/>
     </w:p>
     <w:p>
       <w:r>
@@ -4704,14 +6698,14 @@
       <w:pPr>
         <w:pStyle w:val="berschrift1"/>
       </w:pPr>
-      <w:bookmarkStart w:id="13" w:name="_Toc152088828"/>
+      <w:bookmarkStart w:id="21" w:name="_Toc172125445"/>
       <w:r>
         <w:t xml:space="preserve">4. </w:t>
       </w:r>
       <w:r>
         <w:t>Hinweis</w:t>
       </w:r>
-      <w:bookmarkEnd w:id="13"/>
+      <w:bookmarkEnd w:id="21"/>
     </w:p>
     <w:tbl>
       <w:tblPr>
@@ -4848,7 +6842,7 @@
                     <pic:cNvPicPr/>
                   </pic:nvPicPr>
                   <pic:blipFill>
-                    <a:blip r:embed="rId18">
+                    <a:blip r:embed="rId25">
                       <a:extLst>
                         <a:ext uri="{28A0092B-C50C-407E-A947-70E740481C1C}">
                           <a14:useLocalDpi xmlns:a14="http://schemas.microsoft.com/office/drawing/2010/main" val="0"/>
@@ -4883,8 +6877,12 @@
     </w:p>
     <w:p/>
     <w:sectPr>
-      <w:headerReference w:type="default" r:id="rId19"/>
-      <w:footerReference w:type="default" r:id="rId20"/>
+      <w:headerReference w:type="even" r:id="rId26"/>
+      <w:headerReference w:type="default" r:id="rId27"/>
+      <w:footerReference w:type="even" r:id="rId28"/>
+      <w:footerReference w:type="default" r:id="rId29"/>
+      <w:headerReference w:type="first" r:id="rId30"/>
+      <w:footerReference w:type="first" r:id="rId31"/>
       <w:pgSz w:w="11906" w:h="16838"/>
       <w:pgMar w:top="1417" w:right="991" w:bottom="1134" w:left="1417" w:header="708" w:footer="708" w:gutter="0"/>
       <w:pgNumType w:start="0"/>
@@ -4897,7 +6895,7 @@
 </file>
 
 <file path=word/endnotes.xml><?xml version="1.0" encoding="utf-8"?>
-<w:endnotes xmlns:wpc="http://schemas.microsoft.com/office/word/2010/wordprocessingCanvas" xmlns:cx="http://schemas.microsoft.com/office/drawing/2014/chartex" xmlns:cx1="http://schemas.microsoft.com/office/drawing/2015/9/8/chartex" xmlns:cx2="http://schemas.microsoft.com/office/drawing/2015/10/21/chartex" xmlns:cx3="http://schemas.microsoft.com/office/drawing/2016/5/9/chartex" xmlns:cx4="http://schemas.microsoft.com/office/drawing/2016/5/10/chartex" xmlns:cx5="http://schemas.microsoft.com/office/drawing/2016/5/11/chartex" xmlns:cx6="http://schemas.microsoft.com/office/drawing/2016/5/12/chartex" xmlns:cx7="http://schemas.microsoft.com/office/drawing/2016/5/13/chartex" xmlns:cx8="http://schemas.microsoft.com/office/drawing/2016/5/14/chartex" xmlns:mc="http://schemas.openxmlformats.org/markup-compatibility/2006" xmlns:aink="http://schemas.microsoft.com/office/drawing/2016/ink" xmlns:am3d="http://schemas.microsoft.com/office/drawing/2017/model3d" xmlns:o="urn:schemas-microsoft-com:office:office" xmlns:oel="http://schemas.microsoft.com/office/2019/extlst" xmlns:r="http://schemas.openxmlformats.org/officeDocument/2006/relationships" xmlns:m="http://schemas.openxmlformats.org/officeDocument/2006/math" xmlns:v="urn:schemas-microsoft-com:vml" xmlns:wp14="http://schemas.microsoft.com/office/word/2010/wordprocessingDrawing" xmlns:wp="http://schemas.openxmlformats.org/drawingml/2006/wordprocessingDrawing" xmlns:w10="urn:schemas-microsoft-com:office:word" xmlns:w="http://schemas.openxmlformats.org/wordprocessingml/2006/main" xmlns:w14="http://schemas.microsoft.com/office/word/2010/wordml" xmlns:w15="http://schemas.microsoft.com/office/word/2012/wordml" xmlns:w16cex="http://schemas.microsoft.com/office/word/2018/wordml/cex" xmlns:w16cid="http://schemas.microsoft.com/office/word/2016/wordml/cid" xmlns:w16="http://schemas.microsoft.com/office/word/2018/wordml" xmlns:w16sdtdh="http://schemas.microsoft.com/office/word/2020/wordml/sdtdatahash" xmlns:w16se="http://schemas.microsoft.com/office/word/2015/wordml/symex" xmlns:wpg="http://schemas.microsoft.com/office/word/2010/wordprocessingGroup" xmlns:wpi="http://schemas.microsoft.com/office/word/2010/wordprocessingInk" xmlns:wne="http://schemas.microsoft.com/office/word/2006/wordml" xmlns:wps="http://schemas.microsoft.com/office/word/2010/wordprocessingShape" mc:Ignorable="w14 w15 w16se w16cid w16 w16cex w16sdtdh wp14">
+<w:endnotes xmlns:wpc="http://schemas.microsoft.com/office/word/2010/wordprocessingCanvas" xmlns:cx="http://schemas.microsoft.com/office/drawing/2014/chartex" xmlns:cx1="http://schemas.microsoft.com/office/drawing/2015/9/8/chartex" xmlns:cx2="http://schemas.microsoft.com/office/drawing/2015/10/21/chartex" xmlns:cx3="http://schemas.microsoft.com/office/drawing/2016/5/9/chartex" xmlns:cx4="http://schemas.microsoft.com/office/drawing/2016/5/10/chartex" xmlns:cx5="http://schemas.microsoft.com/office/drawing/2016/5/11/chartex" xmlns:cx6="http://schemas.microsoft.com/office/drawing/2016/5/12/chartex" xmlns:cx7="http://schemas.microsoft.com/office/drawing/2016/5/13/chartex" xmlns:cx8="http://schemas.microsoft.com/office/drawing/2016/5/14/chartex" xmlns:mc="http://schemas.openxmlformats.org/markup-compatibility/2006" xmlns:aink="http://schemas.microsoft.com/office/drawing/2016/ink" xmlns:am3d="http://schemas.microsoft.com/office/drawing/2017/model3d" xmlns:o="urn:schemas-microsoft-com:office:office" xmlns:oel="http://schemas.microsoft.com/office/2019/extlst" xmlns:r="http://schemas.openxmlformats.org/officeDocument/2006/relationships" xmlns:m="http://schemas.openxmlformats.org/officeDocument/2006/math" xmlns:v="urn:schemas-microsoft-com:vml" xmlns:wp14="http://schemas.microsoft.com/office/word/2010/wordprocessingDrawing" xmlns:wp="http://schemas.openxmlformats.org/drawingml/2006/wordprocessingDrawing" xmlns:w10="urn:schemas-microsoft-com:office:word" xmlns:w="http://schemas.openxmlformats.org/wordprocessingml/2006/main" xmlns:w14="http://schemas.microsoft.com/office/word/2010/wordml" xmlns:w15="http://schemas.microsoft.com/office/word/2012/wordml" xmlns:w16cex="http://schemas.microsoft.com/office/word/2018/wordml/cex" xmlns:w16cid="http://schemas.microsoft.com/office/word/2016/wordml/cid" xmlns:w16="http://schemas.microsoft.com/office/word/2018/wordml" xmlns:w16du="http://schemas.microsoft.com/office/word/2023/wordml/word16du" xmlns:w16sdtdh="http://schemas.microsoft.com/office/word/2020/wordml/sdtdatahash" xmlns:w16se="http://schemas.microsoft.com/office/word/2015/wordml/symex" xmlns:wpg="http://schemas.microsoft.com/office/word/2010/wordprocessingGroup" xmlns:wpi="http://schemas.microsoft.com/office/word/2010/wordprocessingInk" xmlns:wne="http://schemas.microsoft.com/office/word/2006/wordml" xmlns:wps="http://schemas.microsoft.com/office/word/2010/wordprocessingShape" mc:Ignorable="w14 w15 w16se w16cid w16 w16cex w16sdtdh w16du wp14">
   <w:endnote w:type="separator" w:id="-1">
     <w:p>
       <w:pPr>
@@ -4922,7 +6920,17 @@
 </file>
 
 <file path=word/footer1.xml><?xml version="1.0" encoding="utf-8"?>
-<w:ftr xmlns:wpc="http://schemas.microsoft.com/office/word/2010/wordprocessingCanvas" xmlns:cx="http://schemas.microsoft.com/office/drawing/2014/chartex" xmlns:cx1="http://schemas.microsoft.com/office/drawing/2015/9/8/chartex" xmlns:cx2="http://schemas.microsoft.com/office/drawing/2015/10/21/chartex" xmlns:cx3="http://schemas.microsoft.com/office/drawing/2016/5/9/chartex" xmlns:cx4="http://schemas.microsoft.com/office/drawing/2016/5/10/chartex" xmlns:cx5="http://schemas.microsoft.com/office/drawing/2016/5/11/chartex" xmlns:cx6="http://schemas.microsoft.com/office/drawing/2016/5/12/chartex" xmlns:cx7="http://schemas.microsoft.com/office/drawing/2016/5/13/chartex" xmlns:cx8="http://schemas.microsoft.com/office/drawing/2016/5/14/chartex" xmlns:mc="http://schemas.openxmlformats.org/markup-compatibility/2006" xmlns:aink="http://schemas.microsoft.com/office/drawing/2016/ink" xmlns:am3d="http://schemas.microsoft.com/office/drawing/2017/model3d" xmlns:o="urn:schemas-microsoft-com:office:office" xmlns:oel="http://schemas.microsoft.com/office/2019/extlst" xmlns:r="http://schemas.openxmlformats.org/officeDocument/2006/relationships" xmlns:m="http://schemas.openxmlformats.org/officeDocument/2006/math" xmlns:v="urn:schemas-microsoft-com:vml" xmlns:wp14="http://schemas.microsoft.com/office/word/2010/wordprocessingDrawing" xmlns:wp="http://schemas.openxmlformats.org/drawingml/2006/wordprocessingDrawing" xmlns:w10="urn:schemas-microsoft-com:office:word" xmlns:w="http://schemas.openxmlformats.org/wordprocessingml/2006/main" xmlns:w14="http://schemas.microsoft.com/office/word/2010/wordml" xmlns:w15="http://schemas.microsoft.com/office/word/2012/wordml" xmlns:w16cex="http://schemas.microsoft.com/office/word/2018/wordml/cex" xmlns:w16cid="http://schemas.microsoft.com/office/word/2016/wordml/cid" xmlns:w16="http://schemas.microsoft.com/office/word/2018/wordml" xmlns:w16sdtdh="http://schemas.microsoft.com/office/word/2020/wordml/sdtdatahash" xmlns:w16se="http://schemas.microsoft.com/office/word/2015/wordml/symex" xmlns:wpg="http://schemas.microsoft.com/office/word/2010/wordprocessingGroup" xmlns:wpi="http://schemas.microsoft.com/office/word/2010/wordprocessingInk" xmlns:wne="http://schemas.microsoft.com/office/word/2006/wordml" xmlns:wps="http://schemas.microsoft.com/office/word/2010/wordprocessingShape" mc:Ignorable="w14 w15 w16se w16cid w16 w16cex w16sdtdh wp14">
+<w:ftr xmlns:wpc="http://schemas.microsoft.com/office/word/2010/wordprocessingCanvas" xmlns:cx="http://schemas.microsoft.com/office/drawing/2014/chartex" xmlns:cx1="http://schemas.microsoft.com/office/drawing/2015/9/8/chartex" xmlns:cx2="http://schemas.microsoft.com/office/drawing/2015/10/21/chartex" xmlns:cx3="http://schemas.microsoft.com/office/drawing/2016/5/9/chartex" xmlns:cx4="http://schemas.microsoft.com/office/drawing/2016/5/10/chartex" xmlns:cx5="http://schemas.microsoft.com/office/drawing/2016/5/11/chartex" xmlns:cx6="http://schemas.microsoft.com/office/drawing/2016/5/12/chartex" xmlns:cx7="http://schemas.microsoft.com/office/drawing/2016/5/13/chartex" xmlns:cx8="http://schemas.microsoft.com/office/drawing/2016/5/14/chartex" xmlns:mc="http://schemas.openxmlformats.org/markup-compatibility/2006" xmlns:aink="http://schemas.microsoft.com/office/drawing/2016/ink" xmlns:am3d="http://schemas.microsoft.com/office/drawing/2017/model3d" xmlns:o="urn:schemas-microsoft-com:office:office" xmlns:oel="http://schemas.microsoft.com/office/2019/extlst" xmlns:r="http://schemas.openxmlformats.org/officeDocument/2006/relationships" xmlns:m="http://schemas.openxmlformats.org/officeDocument/2006/math" xmlns:v="urn:schemas-microsoft-com:vml" xmlns:wp14="http://schemas.microsoft.com/office/word/2010/wordprocessingDrawing" xmlns:wp="http://schemas.openxmlformats.org/drawingml/2006/wordprocessingDrawing" xmlns:w10="urn:schemas-microsoft-com:office:word" xmlns:w="http://schemas.openxmlformats.org/wordprocessingml/2006/main" xmlns:w14="http://schemas.microsoft.com/office/word/2010/wordml" xmlns:w15="http://schemas.microsoft.com/office/word/2012/wordml" xmlns:w16cex="http://schemas.microsoft.com/office/word/2018/wordml/cex" xmlns:w16cid="http://schemas.microsoft.com/office/word/2016/wordml/cid" xmlns:w16="http://schemas.microsoft.com/office/word/2018/wordml" xmlns:w16du="http://schemas.microsoft.com/office/word/2023/wordml/word16du" xmlns:w16sdtdh="http://schemas.microsoft.com/office/word/2020/wordml/sdtdatahash" xmlns:w16se="http://schemas.microsoft.com/office/word/2015/wordml/symex" xmlns:wpg="http://schemas.microsoft.com/office/word/2010/wordprocessingGroup" xmlns:wpi="http://schemas.microsoft.com/office/word/2010/wordprocessingInk" xmlns:wne="http://schemas.microsoft.com/office/word/2006/wordml" xmlns:wps="http://schemas.microsoft.com/office/word/2010/wordprocessingShape" mc:Ignorable="w14 w15 w16se w16cid w16 w16cex w16sdtdh w16du wp14">
+  <w:p>
+    <w:pPr>
+      <w:pStyle w:val="Fuzeile"/>
+    </w:pPr>
+  </w:p>
+</w:ftr>
+</file>
+
+<file path=word/footer2.xml><?xml version="1.0" encoding="utf-8"?>
+<w:ftr xmlns:wpc="http://schemas.microsoft.com/office/word/2010/wordprocessingCanvas" xmlns:cx="http://schemas.microsoft.com/office/drawing/2014/chartex" xmlns:cx1="http://schemas.microsoft.com/office/drawing/2015/9/8/chartex" xmlns:cx2="http://schemas.microsoft.com/office/drawing/2015/10/21/chartex" xmlns:cx3="http://schemas.microsoft.com/office/drawing/2016/5/9/chartex" xmlns:cx4="http://schemas.microsoft.com/office/drawing/2016/5/10/chartex" xmlns:cx5="http://schemas.microsoft.com/office/drawing/2016/5/11/chartex" xmlns:cx6="http://schemas.microsoft.com/office/drawing/2016/5/12/chartex" xmlns:cx7="http://schemas.microsoft.com/office/drawing/2016/5/13/chartex" xmlns:cx8="http://schemas.microsoft.com/office/drawing/2016/5/14/chartex" xmlns:mc="http://schemas.openxmlformats.org/markup-compatibility/2006" xmlns:aink="http://schemas.microsoft.com/office/drawing/2016/ink" xmlns:am3d="http://schemas.microsoft.com/office/drawing/2017/model3d" xmlns:o="urn:schemas-microsoft-com:office:office" xmlns:oel="http://schemas.microsoft.com/office/2019/extlst" xmlns:r="http://schemas.openxmlformats.org/officeDocument/2006/relationships" xmlns:m="http://schemas.openxmlformats.org/officeDocument/2006/math" xmlns:v="urn:schemas-microsoft-com:vml" xmlns:wp14="http://schemas.microsoft.com/office/word/2010/wordprocessingDrawing" xmlns:wp="http://schemas.openxmlformats.org/drawingml/2006/wordprocessingDrawing" xmlns:w10="urn:schemas-microsoft-com:office:word" xmlns:w="http://schemas.openxmlformats.org/wordprocessingml/2006/main" xmlns:w14="http://schemas.microsoft.com/office/word/2010/wordml" xmlns:w15="http://schemas.microsoft.com/office/word/2012/wordml" xmlns:w16cex="http://schemas.microsoft.com/office/word/2018/wordml/cex" xmlns:w16cid="http://schemas.microsoft.com/office/word/2016/wordml/cid" xmlns:w16="http://schemas.microsoft.com/office/word/2018/wordml" xmlns:w16du="http://schemas.microsoft.com/office/word/2023/wordml/word16du" xmlns:w16sdtdh="http://schemas.microsoft.com/office/word/2020/wordml/sdtdatahash" xmlns:w16se="http://schemas.microsoft.com/office/word/2015/wordml/symex" xmlns:wpg="http://schemas.microsoft.com/office/word/2010/wordprocessingGroup" xmlns:wpi="http://schemas.microsoft.com/office/word/2010/wordprocessingInk" xmlns:wne="http://schemas.microsoft.com/office/word/2006/wordml" xmlns:wps="http://schemas.microsoft.com/office/word/2010/wordprocessingShape" mc:Ignorable="w14 w15 w16se w16cid w16 w16cex w16sdtdh w16du wp14">
   <w:p>
     <w:pPr>
       <w:pStyle w:val="Fuzeile"/>
@@ -4935,7 +6943,7 @@
         <w:noProof/>
       </w:rPr>
       <w:drawing>
-        <wp:anchor distT="0" distB="0" distL="114300" distR="114300" simplePos="0" relativeHeight="251657215" behindDoc="1" locked="0" layoutInCell="1" allowOverlap="1" wp14:anchorId="53F18FFA" wp14:editId="7D63EAE7">
+        <wp:anchor distT="0" distB="0" distL="114300" distR="114300" simplePos="0" relativeHeight="251657215" behindDoc="1" locked="0" layoutInCell="1" allowOverlap="1" wp14:anchorId="53F18FFA" wp14:editId="57BD5F3B">
           <wp:simplePos x="0" y="0"/>
           <wp:positionH relativeFrom="column">
             <wp:posOffset>-911225</wp:posOffset>
@@ -5007,13 +7015,43 @@
       <w:rPr>
         <w:color w:val="FFFFFF" w:themeColor="background1"/>
       </w:rPr>
+      <w:t>.0</w:t>
+    </w:r>
+    <w:r>
+      <w:rPr>
+        <w:color w:val="FFFFFF" w:themeColor="background1"/>
+      </w:rPr>
       <w:tab/>
     </w:r>
     <w:r>
       <w:rPr>
         <w:color w:val="FFFFFF" w:themeColor="background1"/>
       </w:rPr>
-      <w:t>20.11.2023</w:t>
+      <w:t>17</w:t>
+    </w:r>
+    <w:r>
+      <w:rPr>
+        <w:color w:val="FFFFFF" w:themeColor="background1"/>
+      </w:rPr>
+      <w:t>.</w:t>
+    </w:r>
+    <w:r>
+      <w:rPr>
+        <w:color w:val="FFFFFF" w:themeColor="background1"/>
+      </w:rPr>
+      <w:t>07</w:t>
+    </w:r>
+    <w:r>
+      <w:rPr>
+        <w:color w:val="FFFFFF" w:themeColor="background1"/>
+      </w:rPr>
+      <w:t>.202</w:t>
+    </w:r>
+    <w:r>
+      <w:rPr>
+        <w:color w:val="FFFFFF" w:themeColor="background1"/>
+      </w:rPr>
+      <w:t>4</w:t>
     </w:r>
     <w:sdt>
       <w:sdtPr>
@@ -5063,14 +7101,30 @@
           </w:rPr>
           <w:fldChar w:fldCharType="end"/>
         </w:r>
+        <w:r>
+          <w:rPr>
+            <w:color w:val="FFFFFF" w:themeColor="background1"/>
+          </w:rPr>
+          <w:t>.0</w:t>
+        </w:r>
       </w:sdtContent>
     </w:sdt>
   </w:p>
 </w:ftr>
 </file>
 
+<file path=word/footer3.xml><?xml version="1.0" encoding="utf-8"?>
+<w:ftr xmlns:wpc="http://schemas.microsoft.com/office/word/2010/wordprocessingCanvas" xmlns:cx="http://schemas.microsoft.com/office/drawing/2014/chartex" xmlns:cx1="http://schemas.microsoft.com/office/drawing/2015/9/8/chartex" xmlns:cx2="http://schemas.microsoft.com/office/drawing/2015/10/21/chartex" xmlns:cx3="http://schemas.microsoft.com/office/drawing/2016/5/9/chartex" xmlns:cx4="http://schemas.microsoft.com/office/drawing/2016/5/10/chartex" xmlns:cx5="http://schemas.microsoft.com/office/drawing/2016/5/11/chartex" xmlns:cx6="http://schemas.microsoft.com/office/drawing/2016/5/12/chartex" xmlns:cx7="http://schemas.microsoft.com/office/drawing/2016/5/13/chartex" xmlns:cx8="http://schemas.microsoft.com/office/drawing/2016/5/14/chartex" xmlns:mc="http://schemas.openxmlformats.org/markup-compatibility/2006" xmlns:aink="http://schemas.microsoft.com/office/drawing/2016/ink" xmlns:am3d="http://schemas.microsoft.com/office/drawing/2017/model3d" xmlns:o="urn:schemas-microsoft-com:office:office" xmlns:oel="http://schemas.microsoft.com/office/2019/extlst" xmlns:r="http://schemas.openxmlformats.org/officeDocument/2006/relationships" xmlns:m="http://schemas.openxmlformats.org/officeDocument/2006/math" xmlns:v="urn:schemas-microsoft-com:vml" xmlns:wp14="http://schemas.microsoft.com/office/word/2010/wordprocessingDrawing" xmlns:wp="http://schemas.openxmlformats.org/drawingml/2006/wordprocessingDrawing" xmlns:w10="urn:schemas-microsoft-com:office:word" xmlns:w="http://schemas.openxmlformats.org/wordprocessingml/2006/main" xmlns:w14="http://schemas.microsoft.com/office/word/2010/wordml" xmlns:w15="http://schemas.microsoft.com/office/word/2012/wordml" xmlns:w16cex="http://schemas.microsoft.com/office/word/2018/wordml/cex" xmlns:w16cid="http://schemas.microsoft.com/office/word/2016/wordml/cid" xmlns:w16="http://schemas.microsoft.com/office/word/2018/wordml" xmlns:w16du="http://schemas.microsoft.com/office/word/2023/wordml/word16du" xmlns:w16sdtdh="http://schemas.microsoft.com/office/word/2020/wordml/sdtdatahash" xmlns:w16se="http://schemas.microsoft.com/office/word/2015/wordml/symex" xmlns:wpg="http://schemas.microsoft.com/office/word/2010/wordprocessingGroup" xmlns:wpi="http://schemas.microsoft.com/office/word/2010/wordprocessingInk" xmlns:wne="http://schemas.microsoft.com/office/word/2006/wordml" xmlns:wps="http://schemas.microsoft.com/office/word/2010/wordprocessingShape" mc:Ignorable="w14 w15 w16se w16cid w16 w16cex w16sdtdh w16du wp14">
+  <w:p>
+    <w:pPr>
+      <w:pStyle w:val="Fuzeile"/>
+    </w:pPr>
+  </w:p>
+</w:ftr>
+</file>
+
 <file path=word/footnotes.xml><?xml version="1.0" encoding="utf-8"?>
-<w:footnotes xmlns:wpc="http://schemas.microsoft.com/office/word/2010/wordprocessingCanvas" xmlns:cx="http://schemas.microsoft.com/office/drawing/2014/chartex" xmlns:cx1="http://schemas.microsoft.com/office/drawing/2015/9/8/chartex" xmlns:cx2="http://schemas.microsoft.com/office/drawing/2015/10/21/chartex" xmlns:cx3="http://schemas.microsoft.com/office/drawing/2016/5/9/chartex" xmlns:cx4="http://schemas.microsoft.com/office/drawing/2016/5/10/chartex" xmlns:cx5="http://schemas.microsoft.com/office/drawing/2016/5/11/chartex" xmlns:cx6="http://schemas.microsoft.com/office/drawing/2016/5/12/chartex" xmlns:cx7="http://schemas.microsoft.com/office/drawing/2016/5/13/chartex" xmlns:cx8="http://schemas.microsoft.com/office/drawing/2016/5/14/chartex" xmlns:mc="http://schemas.openxmlformats.org/markup-compatibility/2006" xmlns:aink="http://schemas.microsoft.com/office/drawing/2016/ink" xmlns:am3d="http://schemas.microsoft.com/office/drawing/2017/model3d" xmlns:o="urn:schemas-microsoft-com:office:office" xmlns:oel="http://schemas.microsoft.com/office/2019/extlst" xmlns:r="http://schemas.openxmlformats.org/officeDocument/2006/relationships" xmlns:m="http://schemas.openxmlformats.org/officeDocument/2006/math" xmlns:v="urn:schemas-microsoft-com:vml" xmlns:wp14="http://schemas.microsoft.com/office/word/2010/wordprocessingDrawing" xmlns:wp="http://schemas.openxmlformats.org/drawingml/2006/wordprocessingDrawing" xmlns:w10="urn:schemas-microsoft-com:office:word" xmlns:w="http://schemas.openxmlformats.org/wordprocessingml/2006/main" xmlns:w14="http://schemas.microsoft.com/office/word/2010/wordml" xmlns:w15="http://schemas.microsoft.com/office/word/2012/wordml" xmlns:w16cex="http://schemas.microsoft.com/office/word/2018/wordml/cex" xmlns:w16cid="http://schemas.microsoft.com/office/word/2016/wordml/cid" xmlns:w16="http://schemas.microsoft.com/office/word/2018/wordml" xmlns:w16sdtdh="http://schemas.microsoft.com/office/word/2020/wordml/sdtdatahash" xmlns:w16se="http://schemas.microsoft.com/office/word/2015/wordml/symex" xmlns:wpg="http://schemas.microsoft.com/office/word/2010/wordprocessingGroup" xmlns:wpi="http://schemas.microsoft.com/office/word/2010/wordprocessingInk" xmlns:wne="http://schemas.microsoft.com/office/word/2006/wordml" xmlns:wps="http://schemas.microsoft.com/office/word/2010/wordprocessingShape" mc:Ignorable="w14 w15 w16se w16cid w16 w16cex w16sdtdh wp14">
+<w:footnotes xmlns:wpc="http://schemas.microsoft.com/office/word/2010/wordprocessingCanvas" xmlns:cx="http://schemas.microsoft.com/office/drawing/2014/chartex" xmlns:cx1="http://schemas.microsoft.com/office/drawing/2015/9/8/chartex" xmlns:cx2="http://schemas.microsoft.com/office/drawing/2015/10/21/chartex" xmlns:cx3="http://schemas.microsoft.com/office/drawing/2016/5/9/chartex" xmlns:cx4="http://schemas.microsoft.com/office/drawing/2016/5/10/chartex" xmlns:cx5="http://schemas.microsoft.com/office/drawing/2016/5/11/chartex" xmlns:cx6="http://schemas.microsoft.com/office/drawing/2016/5/12/chartex" xmlns:cx7="http://schemas.microsoft.com/office/drawing/2016/5/13/chartex" xmlns:cx8="http://schemas.microsoft.com/office/drawing/2016/5/14/chartex" xmlns:mc="http://schemas.openxmlformats.org/markup-compatibility/2006" xmlns:aink="http://schemas.microsoft.com/office/drawing/2016/ink" xmlns:am3d="http://schemas.microsoft.com/office/drawing/2017/model3d" xmlns:o="urn:schemas-microsoft-com:office:office" xmlns:oel="http://schemas.microsoft.com/office/2019/extlst" xmlns:r="http://schemas.openxmlformats.org/officeDocument/2006/relationships" xmlns:m="http://schemas.openxmlformats.org/officeDocument/2006/math" xmlns:v="urn:schemas-microsoft-com:vml" xmlns:wp14="http://schemas.microsoft.com/office/word/2010/wordprocessingDrawing" xmlns:wp="http://schemas.openxmlformats.org/drawingml/2006/wordprocessingDrawing" xmlns:w10="urn:schemas-microsoft-com:office:word" xmlns:w="http://schemas.openxmlformats.org/wordprocessingml/2006/main" xmlns:w14="http://schemas.microsoft.com/office/word/2010/wordml" xmlns:w15="http://schemas.microsoft.com/office/word/2012/wordml" xmlns:w16cex="http://schemas.microsoft.com/office/word/2018/wordml/cex" xmlns:w16cid="http://schemas.microsoft.com/office/word/2016/wordml/cid" xmlns:w16="http://schemas.microsoft.com/office/word/2018/wordml" xmlns:w16du="http://schemas.microsoft.com/office/word/2023/wordml/word16du" xmlns:w16sdtdh="http://schemas.microsoft.com/office/word/2020/wordml/sdtdatahash" xmlns:w16se="http://schemas.microsoft.com/office/word/2015/wordml/symex" xmlns:wpg="http://schemas.microsoft.com/office/word/2010/wordprocessingGroup" xmlns:wpi="http://schemas.microsoft.com/office/word/2010/wordprocessingInk" xmlns:wne="http://schemas.microsoft.com/office/word/2006/wordml" xmlns:wps="http://schemas.microsoft.com/office/word/2010/wordprocessingShape" mc:Ignorable="w14 w15 w16se w16cid w16 w16cex w16sdtdh w16du wp14">
   <w:footnote w:type="separator" w:id="-1">
     <w:p>
       <w:pPr>
@@ -5095,7 +7149,17 @@
 </file>
 
 <file path=word/header1.xml><?xml version="1.0" encoding="utf-8"?>
-<w:hdr xmlns:wpc="http://schemas.microsoft.com/office/word/2010/wordprocessingCanvas" xmlns:cx="http://schemas.microsoft.com/office/drawing/2014/chartex" xmlns:cx1="http://schemas.microsoft.com/office/drawing/2015/9/8/chartex" xmlns:cx2="http://schemas.microsoft.com/office/drawing/2015/10/21/chartex" xmlns:cx3="http://schemas.microsoft.com/office/drawing/2016/5/9/chartex" xmlns:cx4="http://schemas.microsoft.com/office/drawing/2016/5/10/chartex" xmlns:cx5="http://schemas.microsoft.com/office/drawing/2016/5/11/chartex" xmlns:cx6="http://schemas.microsoft.com/office/drawing/2016/5/12/chartex" xmlns:cx7="http://schemas.microsoft.com/office/drawing/2016/5/13/chartex" xmlns:cx8="http://schemas.microsoft.com/office/drawing/2016/5/14/chartex" xmlns:mc="http://schemas.openxmlformats.org/markup-compatibility/2006" xmlns:aink="http://schemas.microsoft.com/office/drawing/2016/ink" xmlns:am3d="http://schemas.microsoft.com/office/drawing/2017/model3d" xmlns:o="urn:schemas-microsoft-com:office:office" xmlns:oel="http://schemas.microsoft.com/office/2019/extlst" xmlns:r="http://schemas.openxmlformats.org/officeDocument/2006/relationships" xmlns:m="http://schemas.openxmlformats.org/officeDocument/2006/math" xmlns:v="urn:schemas-microsoft-com:vml" xmlns:wp14="http://schemas.microsoft.com/office/word/2010/wordprocessingDrawing" xmlns:wp="http://schemas.openxmlformats.org/drawingml/2006/wordprocessingDrawing" xmlns:w10="urn:schemas-microsoft-com:office:word" xmlns:w="http://schemas.openxmlformats.org/wordprocessingml/2006/main" xmlns:w14="http://schemas.microsoft.com/office/word/2010/wordml" xmlns:w15="http://schemas.microsoft.com/office/word/2012/wordml" xmlns:w16cex="http://schemas.microsoft.com/office/word/2018/wordml/cex" xmlns:w16cid="http://schemas.microsoft.com/office/word/2016/wordml/cid" xmlns:w16="http://schemas.microsoft.com/office/word/2018/wordml" xmlns:w16sdtdh="http://schemas.microsoft.com/office/word/2020/wordml/sdtdatahash" xmlns:w16se="http://schemas.microsoft.com/office/word/2015/wordml/symex" xmlns:wpg="http://schemas.microsoft.com/office/word/2010/wordprocessingGroup" xmlns:wpi="http://schemas.microsoft.com/office/word/2010/wordprocessingInk" xmlns:wne="http://schemas.microsoft.com/office/word/2006/wordml" xmlns:wps="http://schemas.microsoft.com/office/word/2010/wordprocessingShape" mc:Ignorable="w14 w15 w16se w16cid w16 w16cex w16sdtdh wp14">
+<w:hdr xmlns:wpc="http://schemas.microsoft.com/office/word/2010/wordprocessingCanvas" xmlns:cx="http://schemas.microsoft.com/office/drawing/2014/chartex" xmlns:cx1="http://schemas.microsoft.com/office/drawing/2015/9/8/chartex" xmlns:cx2="http://schemas.microsoft.com/office/drawing/2015/10/21/chartex" xmlns:cx3="http://schemas.microsoft.com/office/drawing/2016/5/9/chartex" xmlns:cx4="http://schemas.microsoft.com/office/drawing/2016/5/10/chartex" xmlns:cx5="http://schemas.microsoft.com/office/drawing/2016/5/11/chartex" xmlns:cx6="http://schemas.microsoft.com/office/drawing/2016/5/12/chartex" xmlns:cx7="http://schemas.microsoft.com/office/drawing/2016/5/13/chartex" xmlns:cx8="http://schemas.microsoft.com/office/drawing/2016/5/14/chartex" xmlns:mc="http://schemas.openxmlformats.org/markup-compatibility/2006" xmlns:aink="http://schemas.microsoft.com/office/drawing/2016/ink" xmlns:am3d="http://schemas.microsoft.com/office/drawing/2017/model3d" xmlns:o="urn:schemas-microsoft-com:office:office" xmlns:oel="http://schemas.microsoft.com/office/2019/extlst" xmlns:r="http://schemas.openxmlformats.org/officeDocument/2006/relationships" xmlns:m="http://schemas.openxmlformats.org/officeDocument/2006/math" xmlns:v="urn:schemas-microsoft-com:vml" xmlns:wp14="http://schemas.microsoft.com/office/word/2010/wordprocessingDrawing" xmlns:wp="http://schemas.openxmlformats.org/drawingml/2006/wordprocessingDrawing" xmlns:w10="urn:schemas-microsoft-com:office:word" xmlns:w="http://schemas.openxmlformats.org/wordprocessingml/2006/main" xmlns:w14="http://schemas.microsoft.com/office/word/2010/wordml" xmlns:w15="http://schemas.microsoft.com/office/word/2012/wordml" xmlns:w16cex="http://schemas.microsoft.com/office/word/2018/wordml/cex" xmlns:w16cid="http://schemas.microsoft.com/office/word/2016/wordml/cid" xmlns:w16="http://schemas.microsoft.com/office/word/2018/wordml" xmlns:w16du="http://schemas.microsoft.com/office/word/2023/wordml/word16du" xmlns:w16sdtdh="http://schemas.microsoft.com/office/word/2020/wordml/sdtdatahash" xmlns:w16se="http://schemas.microsoft.com/office/word/2015/wordml/symex" xmlns:wpg="http://schemas.microsoft.com/office/word/2010/wordprocessingGroup" xmlns:wpi="http://schemas.microsoft.com/office/word/2010/wordprocessingInk" xmlns:wne="http://schemas.microsoft.com/office/word/2006/wordml" xmlns:wps="http://schemas.microsoft.com/office/word/2010/wordprocessingShape" mc:Ignorable="w14 w15 w16se w16cid w16 w16cex w16sdtdh w16du wp14">
+  <w:p>
+    <w:pPr>
+      <w:pStyle w:val="Kopfzeile"/>
+    </w:pPr>
+  </w:p>
+</w:hdr>
+</file>
+
+<file path=word/header2.xml><?xml version="1.0" encoding="utf-8"?>
+<w:hdr xmlns:wpc="http://schemas.microsoft.com/office/word/2010/wordprocessingCanvas" xmlns:cx="http://schemas.microsoft.com/office/drawing/2014/chartex" xmlns:cx1="http://schemas.microsoft.com/office/drawing/2015/9/8/chartex" xmlns:cx2="http://schemas.microsoft.com/office/drawing/2015/10/21/chartex" xmlns:cx3="http://schemas.microsoft.com/office/drawing/2016/5/9/chartex" xmlns:cx4="http://schemas.microsoft.com/office/drawing/2016/5/10/chartex" xmlns:cx5="http://schemas.microsoft.com/office/drawing/2016/5/11/chartex" xmlns:cx6="http://schemas.microsoft.com/office/drawing/2016/5/12/chartex" xmlns:cx7="http://schemas.microsoft.com/office/drawing/2016/5/13/chartex" xmlns:cx8="http://schemas.microsoft.com/office/drawing/2016/5/14/chartex" xmlns:mc="http://schemas.openxmlformats.org/markup-compatibility/2006" xmlns:aink="http://schemas.microsoft.com/office/drawing/2016/ink" xmlns:am3d="http://schemas.microsoft.com/office/drawing/2017/model3d" xmlns:o="urn:schemas-microsoft-com:office:office" xmlns:oel="http://schemas.microsoft.com/office/2019/extlst" xmlns:r="http://schemas.openxmlformats.org/officeDocument/2006/relationships" xmlns:m="http://schemas.openxmlformats.org/officeDocument/2006/math" xmlns:v="urn:schemas-microsoft-com:vml" xmlns:wp14="http://schemas.microsoft.com/office/word/2010/wordprocessingDrawing" xmlns:wp="http://schemas.openxmlformats.org/drawingml/2006/wordprocessingDrawing" xmlns:w10="urn:schemas-microsoft-com:office:word" xmlns:w="http://schemas.openxmlformats.org/wordprocessingml/2006/main" xmlns:w14="http://schemas.microsoft.com/office/word/2010/wordml" xmlns:w15="http://schemas.microsoft.com/office/word/2012/wordml" xmlns:w16cex="http://schemas.microsoft.com/office/word/2018/wordml/cex" xmlns:w16cid="http://schemas.microsoft.com/office/word/2016/wordml/cid" xmlns:w16="http://schemas.microsoft.com/office/word/2018/wordml" xmlns:w16du="http://schemas.microsoft.com/office/word/2023/wordml/word16du" xmlns:w16sdtdh="http://schemas.microsoft.com/office/word/2020/wordml/sdtdatahash" xmlns:w16se="http://schemas.microsoft.com/office/word/2015/wordml/symex" xmlns:wpg="http://schemas.microsoft.com/office/word/2010/wordprocessingGroup" xmlns:wpi="http://schemas.microsoft.com/office/word/2010/wordprocessingInk" xmlns:wne="http://schemas.microsoft.com/office/word/2006/wordml" xmlns:wps="http://schemas.microsoft.com/office/word/2010/wordprocessingShape" mc:Ignorable="w14 w15 w16se w16cid w16 w16cex w16sdtdh w16du wp14">
   <w:p>
     <w:pPr>
       <w:pStyle w:val="Kopfzeile"/>
@@ -5175,8 +7239,18 @@
 </w:hdr>
 </file>
 
+<file path=word/header3.xml><?xml version="1.0" encoding="utf-8"?>
+<w:hdr xmlns:wpc="http://schemas.microsoft.com/office/word/2010/wordprocessingCanvas" xmlns:cx="http://schemas.microsoft.com/office/drawing/2014/chartex" xmlns:cx1="http://schemas.microsoft.com/office/drawing/2015/9/8/chartex" xmlns:cx2="http://schemas.microsoft.com/office/drawing/2015/10/21/chartex" xmlns:cx3="http://schemas.microsoft.com/office/drawing/2016/5/9/chartex" xmlns:cx4="http://schemas.microsoft.com/office/drawing/2016/5/10/chartex" xmlns:cx5="http://schemas.microsoft.com/office/drawing/2016/5/11/chartex" xmlns:cx6="http://schemas.microsoft.com/office/drawing/2016/5/12/chartex" xmlns:cx7="http://schemas.microsoft.com/office/drawing/2016/5/13/chartex" xmlns:cx8="http://schemas.microsoft.com/office/drawing/2016/5/14/chartex" xmlns:mc="http://schemas.openxmlformats.org/markup-compatibility/2006" xmlns:aink="http://schemas.microsoft.com/office/drawing/2016/ink" xmlns:am3d="http://schemas.microsoft.com/office/drawing/2017/model3d" xmlns:o="urn:schemas-microsoft-com:office:office" xmlns:oel="http://schemas.microsoft.com/office/2019/extlst" xmlns:r="http://schemas.openxmlformats.org/officeDocument/2006/relationships" xmlns:m="http://schemas.openxmlformats.org/officeDocument/2006/math" xmlns:v="urn:schemas-microsoft-com:vml" xmlns:wp14="http://schemas.microsoft.com/office/word/2010/wordprocessingDrawing" xmlns:wp="http://schemas.openxmlformats.org/drawingml/2006/wordprocessingDrawing" xmlns:w10="urn:schemas-microsoft-com:office:word" xmlns:w="http://schemas.openxmlformats.org/wordprocessingml/2006/main" xmlns:w14="http://schemas.microsoft.com/office/word/2010/wordml" xmlns:w15="http://schemas.microsoft.com/office/word/2012/wordml" xmlns:w16cex="http://schemas.microsoft.com/office/word/2018/wordml/cex" xmlns:w16cid="http://schemas.microsoft.com/office/word/2016/wordml/cid" xmlns:w16="http://schemas.microsoft.com/office/word/2018/wordml" xmlns:w16du="http://schemas.microsoft.com/office/word/2023/wordml/word16du" xmlns:w16sdtdh="http://schemas.microsoft.com/office/word/2020/wordml/sdtdatahash" xmlns:w16se="http://schemas.microsoft.com/office/word/2015/wordml/symex" xmlns:wpg="http://schemas.microsoft.com/office/word/2010/wordprocessingGroup" xmlns:wpi="http://schemas.microsoft.com/office/word/2010/wordprocessingInk" xmlns:wne="http://schemas.microsoft.com/office/word/2006/wordml" xmlns:wps="http://schemas.microsoft.com/office/word/2010/wordprocessingShape" mc:Ignorable="w14 w15 w16se w16cid w16 w16cex w16sdtdh w16du wp14">
+  <w:p>
+    <w:pPr>
+      <w:pStyle w:val="Kopfzeile"/>
+    </w:pPr>
+  </w:p>
+</w:hdr>
+</file>
+
 <file path=word/numbering.xml><?xml version="1.0" encoding="utf-8"?>
-<w:numbering xmlns:wpc="http://schemas.microsoft.com/office/word/2010/wordprocessingCanvas" xmlns:cx="http://schemas.microsoft.com/office/drawing/2014/chartex" xmlns:cx1="http://schemas.microsoft.com/office/drawing/2015/9/8/chartex" xmlns:cx2="http://schemas.microsoft.com/office/drawing/2015/10/21/chartex" xmlns:cx3="http://schemas.microsoft.com/office/drawing/2016/5/9/chartex" xmlns:cx4="http://schemas.microsoft.com/office/drawing/2016/5/10/chartex" xmlns:cx5="http://schemas.microsoft.com/office/drawing/2016/5/11/chartex" xmlns:cx6="http://schemas.microsoft.com/office/drawing/2016/5/12/chartex" xmlns:cx7="http://schemas.microsoft.com/office/drawing/2016/5/13/chartex" xmlns:cx8="http://schemas.microsoft.com/office/drawing/2016/5/14/chartex" xmlns:mc="http://schemas.openxmlformats.org/markup-compatibility/2006" xmlns:aink="http://schemas.microsoft.com/office/drawing/2016/ink" xmlns:am3d="http://schemas.microsoft.com/office/drawing/2017/model3d" xmlns:o="urn:schemas-microsoft-com:office:office" xmlns:oel="http://schemas.microsoft.com/office/2019/extlst" xmlns:r="http://schemas.openxmlformats.org/officeDocument/2006/relationships" xmlns:m="http://schemas.openxmlformats.org/officeDocument/2006/math" xmlns:v="urn:schemas-microsoft-com:vml" xmlns:wp14="http://schemas.microsoft.com/office/word/2010/wordprocessingDrawing" xmlns:wp="http://schemas.openxmlformats.org/drawingml/2006/wordprocessingDrawing" xmlns:w10="urn:schemas-microsoft-com:office:word" xmlns:w="http://schemas.openxmlformats.org/wordprocessingml/2006/main" xmlns:w14="http://schemas.microsoft.com/office/word/2010/wordml" xmlns:w15="http://schemas.microsoft.com/office/word/2012/wordml" xmlns:w16cex="http://schemas.microsoft.com/office/word/2018/wordml/cex" xmlns:w16cid="http://schemas.microsoft.com/office/word/2016/wordml/cid" xmlns:w16="http://schemas.microsoft.com/office/word/2018/wordml" xmlns:w16sdtdh="http://schemas.microsoft.com/office/word/2020/wordml/sdtdatahash" xmlns:w16se="http://schemas.microsoft.com/office/word/2015/wordml/symex" xmlns:wpg="http://schemas.microsoft.com/office/word/2010/wordprocessingGroup" xmlns:wpi="http://schemas.microsoft.com/office/word/2010/wordprocessingInk" xmlns:wne="http://schemas.microsoft.com/office/word/2006/wordml" xmlns:wps="http://schemas.microsoft.com/office/word/2010/wordprocessingShape" mc:Ignorable="w14 w15 w16se w16cid w16 w16cex w16sdtdh wp14">
+<w:numbering xmlns:wpc="http://schemas.microsoft.com/office/word/2010/wordprocessingCanvas" xmlns:cx="http://schemas.microsoft.com/office/drawing/2014/chartex" xmlns:cx1="http://schemas.microsoft.com/office/drawing/2015/9/8/chartex" xmlns:cx2="http://schemas.microsoft.com/office/drawing/2015/10/21/chartex" xmlns:cx3="http://schemas.microsoft.com/office/drawing/2016/5/9/chartex" xmlns:cx4="http://schemas.microsoft.com/office/drawing/2016/5/10/chartex" xmlns:cx5="http://schemas.microsoft.com/office/drawing/2016/5/11/chartex" xmlns:cx6="http://schemas.microsoft.com/office/drawing/2016/5/12/chartex" xmlns:cx7="http://schemas.microsoft.com/office/drawing/2016/5/13/chartex" xmlns:cx8="http://schemas.microsoft.com/office/drawing/2016/5/14/chartex" xmlns:mc="http://schemas.openxmlformats.org/markup-compatibility/2006" xmlns:aink="http://schemas.microsoft.com/office/drawing/2016/ink" xmlns:am3d="http://schemas.microsoft.com/office/drawing/2017/model3d" xmlns:o="urn:schemas-microsoft-com:office:office" xmlns:oel="http://schemas.microsoft.com/office/2019/extlst" xmlns:r="http://schemas.openxmlformats.org/officeDocument/2006/relationships" xmlns:m="http://schemas.openxmlformats.org/officeDocument/2006/math" xmlns:v="urn:schemas-microsoft-com:vml" xmlns:wp14="http://schemas.microsoft.com/office/word/2010/wordprocessingDrawing" xmlns:wp="http://schemas.openxmlformats.org/drawingml/2006/wordprocessingDrawing" xmlns:w10="urn:schemas-microsoft-com:office:word" xmlns:w="http://schemas.openxmlformats.org/wordprocessingml/2006/main" xmlns:w14="http://schemas.microsoft.com/office/word/2010/wordml" xmlns:w15="http://schemas.microsoft.com/office/word/2012/wordml" xmlns:w16cex="http://schemas.microsoft.com/office/word/2018/wordml/cex" xmlns:w16cid="http://schemas.microsoft.com/office/word/2016/wordml/cid" xmlns:w16="http://schemas.microsoft.com/office/word/2018/wordml" xmlns:w16du="http://schemas.microsoft.com/office/word/2023/wordml/word16du" xmlns:w16sdtdh="http://schemas.microsoft.com/office/word/2020/wordml/sdtdatahash" xmlns:w16se="http://schemas.microsoft.com/office/word/2015/wordml/symex" xmlns:wpg="http://schemas.microsoft.com/office/word/2010/wordprocessingGroup" xmlns:wpi="http://schemas.microsoft.com/office/word/2010/wordprocessingInk" xmlns:wne="http://schemas.microsoft.com/office/word/2006/wordml" xmlns:wps="http://schemas.microsoft.com/office/word/2010/wordprocessingShape" mc:Ignorable="w14 w15 w16se w16cid w16 w16cex w16sdtdh w16du wp14">
   <w:abstractNum w:abstractNumId="0" w15:restartNumberingAfterBreak="0">
     <w:nsid w:val="137356D9"/>
     <w:multiLevelType w:val="hybridMultilevel"/>
@@ -5848,7 +7922,7 @@
 </file>
 
 <file path=word/styles.xml><?xml version="1.0" encoding="utf-8"?>
-<w:styles xmlns:mc="http://schemas.openxmlformats.org/markup-compatibility/2006" xmlns:r="http://schemas.openxmlformats.org/officeDocument/2006/relationships" xmlns:w="http://schemas.openxmlformats.org/wordprocessingml/2006/main" xmlns:w14="http://schemas.microsoft.com/office/word/2010/wordml" xmlns:w15="http://schemas.microsoft.com/office/word/2012/wordml" xmlns:w16cex="http://schemas.microsoft.com/office/word/2018/wordml/cex" xmlns:w16cid="http://schemas.microsoft.com/office/word/2016/wordml/cid" xmlns:w16="http://schemas.microsoft.com/office/word/2018/wordml" xmlns:w16sdtdh="http://schemas.microsoft.com/office/word/2020/wordml/sdtdatahash" xmlns:w16se="http://schemas.microsoft.com/office/word/2015/wordml/symex" mc:Ignorable="w14 w15 w16se w16cid w16 w16cex w16sdtdh">
+<w:styles xmlns:mc="http://schemas.openxmlformats.org/markup-compatibility/2006" xmlns:r="http://schemas.openxmlformats.org/officeDocument/2006/relationships" xmlns:w="http://schemas.openxmlformats.org/wordprocessingml/2006/main" xmlns:w14="http://schemas.microsoft.com/office/word/2010/wordml" xmlns:w15="http://schemas.microsoft.com/office/word/2012/wordml" xmlns:w16cex="http://schemas.microsoft.com/office/word/2018/wordml/cex" xmlns:w16cid="http://schemas.microsoft.com/office/word/2016/wordml/cid" xmlns:w16="http://schemas.microsoft.com/office/word/2018/wordml" xmlns:w16du="http://schemas.microsoft.com/office/word/2023/wordml/word16du" xmlns:w16sdtdh="http://schemas.microsoft.com/office/word/2020/wordml/sdtdatahash" xmlns:w16se="http://schemas.microsoft.com/office/word/2015/wordml/symex" mc:Ignorable="w14 w15 w16se w16cid w16 w16cex w16sdtdh w16du">
   <w:docDefaults>
     <w:rPrDefault>
       <w:rPr>
